--- a/papers/ontological_friction/paper_ontological_friction_frontiers_submission.docx
+++ b/papers/ontological_friction/paper_ontological_friction_frontiers_submission.docx
@@ -19,51 +19,87 @@
         <w:t xml:space="preserve">Yuxin Zhang</w:t>
       </w:r>
       <w:r>
-        <w:br/>
-      </w:r>
-      <w:r>
-        <w:t xml:space="preserve">Independent Researcher</w:t>
+        <w:rPr>
+          <w:vertAlign w:val="superscript"/>
+        </w:rPr>
+        <w:t xml:space="preserve">1</w:t>
+      </w:r>
+      <w:r>
+        <w:t xml:space="preserve">*</w:t>
       </w:r>
     </w:p>
     <w:p>
       <w:pPr>
         <w:pStyle w:val="BodyText"/>
       </w:pPr>
+      <w:r>
+        <w:rPr>
+          <w:vertAlign w:val="superscript"/>
+        </w:rPr>
+        <w:t xml:space="preserve">1</w:t>
+      </w:r>
+      <w:r>
+        <w:t xml:space="preserve"> </w:t>
+      </w:r>
+      <w:r>
+        <w:t xml:space="preserve">Independent Researcher, Kaili, Guizhou, China</w:t>
+      </w:r>
+    </w:p>
+    <w:p>
+      <w:pPr>
+        <w:pStyle w:val="BodyText"/>
+      </w:pPr>
+      <w:r>
+        <w:t xml:space="preserve">*</w:t>
+      </w:r>
+      <w:r>
+        <w:t xml:space="preserve"> </w:t>
+      </w:r>
       <w:r>
         <w:rPr>
           <w:b/>
           <w:bCs/>
         </w:rPr>
-        <w:t xml:space="preserve">Article type</w:t>
-      </w:r>
-      <w:r>
-        <w:t xml:space="preserve">: Hypothesis and Theory</w:t>
-      </w:r>
-      <w:r>
-        <w:t xml:space="preserve"> </w:t>
-      </w:r>
+        <w:t xml:space="preserve">Correspondence:</w:t>
+      </w:r>
+      <w:r>
+        <w:t xml:space="preserve"> </w:t>
+      </w:r>
+      <w:r>
+        <w:t xml:space="preserve">Yuxin Zhang, zyx1st@gmail.com</w:t>
+      </w:r>
+    </w:p>
+    <w:p>
+      <w:pPr>
+        <w:pStyle w:val="BodyText"/>
+      </w:pPr>
       <w:r>
         <w:rPr>
           <w:b/>
           <w:bCs/>
         </w:rPr>
-        <w:t xml:space="preserve">Target journal</w:t>
-      </w:r>
-      <w:r>
-        <w:t xml:space="preserve">: Frontiers in Neuroscience</w:t>
-      </w:r>
-      <w:r>
-        <w:t xml:space="preserve"> </w:t>
-      </w:r>
+        <w:t xml:space="preserve">ORCID:</w:t>
+      </w:r>
+      <w:r>
+        <w:t xml:space="preserve"> </w:t>
+      </w:r>
+      <w:r>
+        <w:t xml:space="preserve">Yuxin Zhang, https://orcid.org/0009-0007-6659-8518</w:t>
+      </w:r>
+    </w:p>
+    <w:p>
+      <w:pPr>
+        <w:pStyle w:val="BodyText"/>
+      </w:pPr>
       <w:r>
         <w:rPr>
           <w:b/>
           <w:bCs/>
         </w:rPr>
-        <w:t xml:space="preserve">Running title</w:t>
-      </w:r>
-      <w:r>
-        <w:t xml:space="preserve">: Control-Cost in Executive Breakdown</w:t>
+        <w:t xml:space="preserve">Article type</w:t>
+      </w:r>
+      <w:r>
+        <w:t xml:space="preserve">: Hypothesis and Theory</w:t>
       </w:r>
       <w:r>
         <w:t xml:space="preserve"> </w:t>
@@ -73,10 +109,10 @@
           <w:b/>
           <w:bCs/>
         </w:rPr>
-        <w:t xml:space="preserve">Word count</w:t>
-      </w:r>
-      <w:r>
-        <w:t xml:space="preserve">: ~10,000 words (main text, excluding abstract, figures, tables, captions, and references)</w:t>
+        <w:t xml:space="preserve">Target journal</w:t>
+      </w:r>
+      <w:r>
+        <w:t xml:space="preserve">: Frontiers in Neuroscience</w:t>
       </w:r>
       <w:r>
         <w:t xml:space="preserve"> </w:t>
@@ -86,10 +122,36 @@
           <w:b/>
           <w:bCs/>
         </w:rPr>
+        <w:t xml:space="preserve">Running title</w:t>
+      </w:r>
+      <w:r>
+        <w:t xml:space="preserve">: Control-Cost in Executive Breakdown</w:t>
+      </w:r>
+      <w:r>
+        <w:t xml:space="preserve"> </w:t>
+      </w:r>
+      <w:r>
+        <w:rPr>
+          <w:b/>
+          <w:bCs/>
+        </w:rPr>
+        <w:t xml:space="preserve">Word count</w:t>
+      </w:r>
+      <w:r>
+        <w:t xml:space="preserve">: ~10,000 words (main text, excluding abstract, figures, tables, captions, and references)</w:t>
+      </w:r>
+      <w:r>
+        <w:t xml:space="preserve"> </w:t>
+      </w:r>
+      <w:r>
+        <w:rPr>
+          <w:b/>
+          <w:bCs/>
+        </w:rPr>
         <w:t xml:space="preserve">Abstract</w:t>
       </w:r>
       <w:r>
-        <w:t xml:space="preserve">: 185 words</w:t>
+        <w:t xml:space="preserve">: 208 words</w:t>
       </w:r>
       <w:r>
         <w:t xml:space="preserve"> </w:t>
@@ -139,7 +201,7 @@
         <w:pStyle w:val="FirstParagraph"/>
       </w:pPr>
       <w:r>
-        <w:t xml:space="preserve">Executive breakdown often reflects a dissociation between intact action knowledge and failed action implementation across neurological and neuropsychiatric conditions. We propose a latent cross-modal control-cost factor, termed</w:t>
+        <w:t xml:space="preserve">Across neurological and neuropsychiatric conditions, patients often know what they should do yet cannot bring themselves to do it. This dissociation between intact knowledge and failed implementation, which we call the knowing-doing gap, is clinically important but lacks a unified, measurable account. We propose that converting knowledge into action carries a cost, termed</w:t>
       </w:r>
       <w:r>
         <w:t xml:space="preserve"> </w:t>
@@ -175,7 +237,28 @@
         </ns3:sSub>
       </ns3:oMath>
       <w:r>
-        <w:t xml:space="preserve">), to formalize this gap. The framework is specified at two levels: an empirical latent variable and a mechanistic family of control-cost models (integrated control effort and information-geometric deviation under baseline drift). Distress is modeled as a hazard-family function of smoothed friction change under appraisal constraints, and executive collapse is formulated as a bandwidth-saturation event when friction and noise costs exceed available selection power. The primary contribution is translational: a low-cost validation chain combining behavioral control tasks, adjusted modal-language scoring, and autonomic physiology (HRV/SCR), with neural and biochemical markers positioned as optional adjudication layers. Major depressive disorder, obsessive-compulsive disorder, and Parkinson’s disease are treated as boundary use cases for testing disorder-specific predictions rather than as replacements for existing nosology. We present five preregistration-ready hypotheses, explicit falsification thresholds, and a critical-load parameter for the knowing-doing transition. No new data are reported. The manuscript offers a theory-to-experiment framework for translational neuroscience studies of executive dysfunction and biomarker development.</w:t>
+        <w:t xml:space="preserve">), and that behavior breaks down when this cost exceeds the control resources available to pay it. The proposal is specified at two levels: a measurable factor estimated from observable indicators, and a family of candidate mechanisms in which friction is read either as accumulated control effort or as departure from a habitual default. We model distress as depending on how rapidly friction is rising and on how the person appraises the situation, and we treat executive collapse as the point at which control demands outstrip available capacity. The central contribution is practical: a low-cost testing chain combining behavioral control tasks, shifts in the language of ability (for example,</w:t>
+      </w:r>
+      <w:r>
+        <w:t xml:space="preserve"> </w:t>
+      </w:r>
+      <w:r>
+        <w:t xml:space="preserve">“can”</w:t>
+      </w:r>
+      <w:r>
+        <w:t xml:space="preserve"> </w:t>
+      </w:r>
+      <w:r>
+        <w:t xml:space="preserve">versus</w:t>
+      </w:r>
+      <w:r>
+        <w:t xml:space="preserve"> </w:t>
+      </w:r>
+      <w:r>
+        <w:t xml:space="preserve">“cannot”</w:t>
+      </w:r>
+      <w:r>
+        <w:t xml:space="preserve">), and autonomic physiology (heart-rate variability and skin conductance), with neural and biochemical measures kept as optional add-ons. Depression, obsessive-compulsive disorder, and Parkinson’s disease serve as contrasting test cases with distinct predicted signatures rather than as replacements for existing diagnostic categories. We present five preregistration-ready hypotheses with explicit rejection criteria. No new data are reported.</w:t>
       </w:r>
     </w:p>
     <w:p>
@@ -209,7 +292,7 @@
         <w:pStyle w:val="FirstParagraph"/>
       </w:pPr>
       <w:r>
-        <w:t xml:space="preserve">Consider three clinical scenarios. A patient with Parkinson’s disease can describe, in precise detail, the sequence of movements required to stand from a chair — yet remains seated, unable to initiate the motor program. A patient with obsessive-compulsive disorder recognizes that her hand-washing compulsion is irrational and disproportionate — yet cannot resist executing it. A patient with major depressive disorder articulates what steps would improve his situation — exercise, social contact, medication adherence — yet lies immobile, unable to translate knowledge into action.</w:t>
+        <w:t xml:space="preserve">Consider three clinical scenarios. A patient with Parkinson’s disease can describe, in precise detail, the sequence of movements required to stand from a chair, yet remains seated, unable to initiate the motor program. A patient with obsessive-compulsive disorder recognizes that her hand-washing compulsion is irrational and disproportionate, yet cannot resist executing it. A patient with major depressive disorder articulates what steps would improve his situation (exercise, social contact, medication adherence), yet lies immobile, unable to translate knowledge into action.</w:t>
       </w:r>
     </w:p>
     <w:p>
@@ -233,7 +316,7 @@
         <w:t xml:space="preserve"> </w:t>
       </w:r>
       <w:r>
-        <w:t xml:space="preserve">that knowledge is compromised. This dissociation between knowing and doing — what we term the</w:t>
+        <w:t xml:space="preserve">that knowledge is compromised. We refer to this dissociation between knowing and doing as the</w:t>
       </w:r>
       <w:r>
         <w:t xml:space="preserve"> </w:t>
@@ -246,10 +329,7 @@
         <w:t xml:space="preserve">knowing–doing gap</w:t>
       </w:r>
       <w:r>
-        <w:t xml:space="preserve"> </w:t>
-      </w:r>
-      <w:r>
-        <w:t xml:space="preserve">— is among the most clinically significant yet theoretically underspecified phenomena in cognitive neuroscience. While executive function research has catalogued the behavioral signatures of this gap extensively (Miyake et al., 2000; Diamond, 2013), and neuroimaging studies have identified associated neural substrates (Stuss and Alexander, 2007; Miller and Cohen, 2001), no existing framework provides a</w:t>
+        <w:t xml:space="preserve">. It is among the most clinically significant yet theoretically underspecified phenomena in cognitive neuroscience. Executive function research has catalogued the behavioral signatures of the gap extensively (Miyake et al., 2000; Diamond, 2013; Friedman and Robbins, 2022), and neuroimaging studies have identified associated neural substrates (Stuss and Alexander, 2007; Miller and Cohen, 2001). Yet no existing framework provides a</w:t>
       </w:r>
       <w:r>
         <w:t xml:space="preserve"> </w:t>
@@ -268,6 +348,42 @@
         <w:t xml:space="preserve">that explains why knowledge and action can decouple, predicts when they will, and specifies how to measure the decoupling across behavioral, physiological, neural, and linguistic domains.</w:t>
       </w:r>
     </w:p>
+    <w:p>
+      <w:pPr>
+        <w:pStyle w:val="BodyText"/>
+      </w:pPr>
+      <w:r>
+        <w:t xml:space="preserve">The gap itself is not a new observation. Social and health psychology have long studied the</w:t>
+      </w:r>
+      <w:r>
+        <w:t xml:space="preserve"> </w:t>
+      </w:r>
+      <w:r>
+        <w:t xml:space="preserve">“intention–behavior gap,”</w:t>
+      </w:r>
+      <w:r>
+        <w:t xml:space="preserve"> </w:t>
+      </w:r>
+      <w:r>
+        <w:t xml:space="preserve">and the implementation-intention literature shows that specifying when, where, and how one will act measurably improves the translation of goals into behavior, with identifiable physiological correlates (Gollwitzer, 1999; Wieber et al., 2015). In clinical science, the same decoupling recurs across disorders: goal-directed control gives way to habit in obsessive-compulsive disorder (Gillan et al., 2016), initiation fails despite preserved motor knowledge in Parkinson’s disease, and intended action stalls in major depressive disorder, motivating transdiagnostic accounts of executive dysfunction (Snyder et al., 2015; McTeague et al., 2017). What remains underrepresented is not the phenomenon but a single, formally defined, measurable</w:t>
+      </w:r>
+      <w:r>
+        <w:t xml:space="preserve"> </w:t>
+      </w:r>
+      <w:r>
+        <w:rPr>
+          <w:i/>
+          <w:iCs/>
+        </w:rPr>
+        <w:t xml:space="preserve">quantity</w:t>
+      </w:r>
+      <w:r>
+        <w:t xml:space="preserve"> </w:t>
+      </w:r>
+      <w:r>
+        <w:t xml:space="preserve">that ties these scattered descriptions together, explains the gap as one specific failure mode, and yields disorder-differentiating predictions. That quantity is what the present framework proposes.</w:t>
+      </w:r>
+    </w:p>
     <w:bookmarkEnd w:id="10"/>
     <w:bookmarkStart w:id="11" w:name="limitations-of-current-frameworks"/>
     <w:p>
@@ -283,7 +399,7 @@
         <w:pStyle w:val="FirstParagraph"/>
       </w:pPr>
       <w:r>
-        <w:t xml:space="preserve">Several theoretical frameworks address aspects of the knowing–doing gap, but each captures only a partial picture.</w:t>
+        <w:t xml:space="preserve">Several theoretical frameworks each name a real piece of the knowing–doing gap, but none supplies the missing element: a single cost quantity that is measurable across behavior, physiology, and language at once. We review five, noting for each what it captures and what it leaves out.</w:t>
       </w:r>
     </w:p>
     <w:p>
@@ -379,19 +495,7 @@
         </ns3:r>
       </ns3:oMath>
       <w:r>
-        <w:t xml:space="preserve">) captures some of what we mean by</w:t>
-      </w:r>
-      <w:r>
-        <w:t xml:space="preserve"> </w:t>
-      </w:r>
-      <w:r>
-        <w:t xml:space="preserve">“friction”</w:t>
-      </w:r>
-      <w:r>
-        <w:t xml:space="preserve"> </w:t>
-      </w:r>
-      <w:r>
-        <w:t xml:space="preserve">— the cost of maintaining a model that deviates from priors. However, FEP treats this cost as something to be</w:t>
+        <w:t xml:space="preserve">) captures part of what we mean by friction: the cost of maintaining a model that deviates from priors. However, FEP treats this cost as something to be</w:t>
       </w:r>
       <w:r>
         <w:t xml:space="preserve"> </w:t>
@@ -404,7 +508,7 @@
         <w:t xml:space="preserve">minimized</w:t>
       </w:r>
       <w:r>
-        <w:t xml:space="preserve">, and does not provide a framework for situations in which sustained high deviation cost is adaptive (e.g., creative problem-solving, ethical resistance to default heuristics) or for the</w:t>
+        <w:t xml:space="preserve">, and does not provide a framework for situations in which sustained high deviation cost is adaptive (creative problem-solving, or ethical resistance to default heuristics), or for the</w:t>
       </w:r>
       <w:r>
         <w:t xml:space="preserve"> </w:t>
@@ -542,7 +646,7 @@
         <w:t xml:space="preserve"> </w:t>
       </w:r>
       <w:r>
-        <w:t xml:space="preserve">that (a) is grounded in both information-theoretic and thermodynamic principles, (b) generates measurable predictions across behavioral, physiological, neural, and linguistic domains simultaneously, (c) explains the knowing–doing gap as a specific failure mode, and (d) produces disorder-specific clinical predictions.</w:t>
+        <w:t xml:space="preserve">that (a) is grounded in information-theoretic and energetically interpretable resource-budget terms, (b) generates measurable predictions across behavioral, physiological, neural, and linguistic domains simultaneously, (c) explains the knowing–doing gap as a specific failure mode, and (d) produces disorder-specific clinical predictions. The construct proposed below is designed to fill exactly this gap. It connects aspects of, and extends selected cost-related aspects of, the frameworks above rather than competing with or replacing them: it relates to cognitive load on the behavioral side, to allostatic load on the physiological side, and to variational complexity on the information-theoretic side, while adding the cross-modal and dissociation predictions that none of them makes (developed in Section 6.2).</w:t>
       </w:r>
     </w:p>
     <w:bookmarkEnd w:id="11"/>
@@ -560,7 +664,7 @@
         <w:pStyle w:val="FirstParagraph"/>
       </w:pPr>
       <w:r>
-        <w:t xml:space="preserve">This manuscript is positioned as a translational neuroscience hypothesis paper on executive breakdown under resource-bounded action selection. We introduce</w:t>
+        <w:t xml:space="preserve">In plain terms, this work proposes a single idea and then builds it out. The idea is that turning knowledge into action has a cost, which we call</w:t>
       </w:r>
       <w:r>
         <w:t xml:space="preserve"> </w:t>
@@ -573,94 +677,31 @@
         <w:t xml:space="preserve">executive friction</w:t>
       </w:r>
       <w:r>
-        <w:t xml:space="preserve"> </w:t>
-      </w:r>
-      <w:r>
-        <w:t xml:space="preserve">(</w:t>
-      </w:r>
-      <ns3:oMath>
-        <ns3:sSub>
-          <ns3:e>
-            <ns3:r>
-              <ns3:rPr>
-                <ns3:sty ns3:val="p"/>
-              </ns3:rPr>
-              <ns3:t>Ψ</ns3:t>
-            </ns3:r>
-          </ns3:e>
-          <ns3:sub>
-            <ns3:r>
-              <ns3:t>f</ns3:t>
-            </ns3:r>
-          </ns3:sub>
-        </ns3:sSub>
-      </ns3:oMath>
-      <w:r>
-        <w:t xml:space="preserve">) as a latent cross-modal control-cost factor and evaluate it as a candidate bridge between computational theory, clinically accessible biomarkers, and disorder-differentiating predictions. The</w:t>
-      </w:r>
-      <w:r>
-        <w:t xml:space="preserve"> </w:t>
-      </w:r>
-      <ns3:oMath>
-        <ns3:sSub>
-          <ns3:e>
-            <ns3:r>
-              <ns3:rPr>
-                <ns3:sty ns3:val="p"/>
-              </ns3:rPr>
-              <ns3:t>Ψ</ns3:t>
-            </ns3:r>
-          </ns3:e>
-          <ns3:sub>
-            <ns3:r>
-              <ns3:t>f</ns3:t>
-            </ns3:r>
-          </ns3:sub>
-        </ns3:sSub>
-      </ns3:oMath>
-      <w:r>
-        <w:t xml:space="preserve"> </w:t>
-      </w:r>
-      <w:r>
-        <w:t xml:space="preserve">framework makes three specific predictions that are jointly stronger than prior accounts: a nonlinear critical-load transition (</w:t>
-      </w:r>
-      <ns3:oMath>
-        <ns3:sSub>
-          <ns3:e>
-            <ns3:r>
-              <ns3:t>ρ</ns3:t>
-            </ns3:r>
-          </ns3:e>
-          <ns3:sub>
-            <ns3:r>
-              <ns3:t>c</ns3:t>
-            </ns3:r>
-          </ns3:sub>
-        </ns3:sSub>
-      </ns3:oMath>
-      <w:r>
-        <w:t xml:space="preserve">), context-sensitive modal-language shifts (</w:t>
-      </w:r>
-      <ns3:oMath>
-        <ns3:sSub>
-          <ns3:e>
-            <ns3:r>
-              <ns3:t>μ</ns3:t>
-            </ns3:r>
-          </ns3:e>
-          <ns3:sub>
-            <ns3:r>
-              <ns3:rPr>
-                <ns3:nor/>
-                <ns3:sty ns3:val="p"/>
-              </ns3:rPr>
-              <ns3:t>sem</ns3:t>
-            </ns3:r>
-          </ns3:sub>
-        </ns3:sSub>
-      </ns3:oMath>
-      <w:r>
-        <w:t xml:space="preserve">), and convergence of behavioral-linguistic-physiological indicators onto a single latent factor. The core validation chain is intentionally low-cost and scalable: behavioral control tasks, adjusted modal-language scores, and autonomic physiology (HRV/SCR, with cortisol optional). Higher-cost neural and biochemical measures are treated as optional adjudication layers rather than prerequisites. Major depressive disorder, obsessive-compulsive disorder, and Parkinson’s disease are included as boundary use cases for stress-testing parameter drift and dissociation patterns, not as attempts to replace disease-specific pathophysiology. The main text is written in standard hierarchical-control and predictive-processing language, and Appendix A is kept strictly as optional notation support rather than as an entry point to any larger philosophical system.</w:t>
+        <w:t xml:space="preserve">, and that when this cost grows too high, three things follow. Behavior can break down abruptly rather than gradually. The language people use about action can shift in a measurable way, tilting from</w:t>
+      </w:r>
+      <w:r>
+        <w:t xml:space="preserve"> </w:t>
+      </w:r>
+      <w:r>
+        <w:t xml:space="preserve">“can”</w:t>
+      </w:r>
+      <w:r>
+        <w:t xml:space="preserve"> </w:t>
+      </w:r>
+      <w:r>
+        <w:t xml:space="preserve">toward</w:t>
+      </w:r>
+      <w:r>
+        <w:t xml:space="preserve"> </w:t>
+      </w:r>
+      <w:r>
+        <w:t xml:space="preserve">“cannot.”</w:t>
+      </w:r>
+      <w:r>
+        <w:t xml:space="preserve"> </w:t>
+      </w:r>
+      <w:r>
+        <w:t xml:space="preserve">And behavioral, physiological, and linguistic measures should move together, because they reflect one underlying cost rather than three unrelated problems. The framework is deliberately designed to be tested with low-cost, widely available methods, using depression, obsessive-compulsive disorder, and Parkinson’s disease as contrasting clinical test cases. Everything that follows, including the formal notation, is in service of making that one idea measurable and falsifiable.</w:t>
       </w:r>
     </w:p>
     <w:p>
@@ -668,7 +709,7 @@
         <w:pStyle w:val="BodyText"/>
       </w:pPr>
       <w:r>
-        <w:t xml:space="preserve">This is a theoretical and computational contribution aimed at empirical translation. No new data are reported. Consistent with the</w:t>
+        <w:t xml:space="preserve">More formally, this manuscript is positioned as a translational neuroscience hypothesis paper on executive breakdown under resource-bounded action selection. We introduce</w:t>
       </w:r>
       <w:r>
         <w:t xml:space="preserve"> </w:t>
@@ -678,13 +719,121 @@
           <w:i/>
           <w:iCs/>
         </w:rPr>
+        <w:t xml:space="preserve">executive friction</w:t>
+      </w:r>
+      <w:r>
+        <w:t xml:space="preserve"> </w:t>
+      </w:r>
+      <w:r>
+        <w:t xml:space="preserve">(</w:t>
+      </w:r>
+      <ns3:oMath>
+        <ns3:sSub>
+          <ns3:e>
+            <ns3:r>
+              <ns3:rPr>
+                <ns3:sty ns3:val="p"/>
+              </ns3:rPr>
+              <ns3:t>Ψ</ns3:t>
+            </ns3:r>
+          </ns3:e>
+          <ns3:sub>
+            <ns3:r>
+              <ns3:t>f</ns3:t>
+            </ns3:r>
+          </ns3:sub>
+        </ns3:sSub>
+      </ns3:oMath>
+      <w:r>
+        <w:t xml:space="preserve">) as a latent cross-modal control-cost factor and evaluate it as a candidate bridge between computational theory, clinically accessible biomarkers, and disorder-differentiating predictions. The</w:t>
+      </w:r>
+      <w:r>
+        <w:t xml:space="preserve"> </w:t>
+      </w:r>
+      <ns3:oMath>
+        <ns3:sSub>
+          <ns3:e>
+            <ns3:r>
+              <ns3:rPr>
+                <ns3:sty ns3:val="p"/>
+              </ns3:rPr>
+              <ns3:t>Ψ</ns3:t>
+            </ns3:r>
+          </ns3:e>
+          <ns3:sub>
+            <ns3:r>
+              <ns3:t>f</ns3:t>
+            </ns3:r>
+          </ns3:sub>
+        </ns3:sSub>
+      </ns3:oMath>
+      <w:r>
+        <w:t xml:space="preserve"> </w:t>
+      </w:r>
+      <w:r>
+        <w:t xml:space="preserve">framework makes three specific predictions that are jointly stronger than prior accounts: a nonlinear critical-load transition (</w:t>
+      </w:r>
+      <ns3:oMath>
+        <ns3:sSub>
+          <ns3:e>
+            <ns3:r>
+              <ns3:t>ρ</ns3:t>
+            </ns3:r>
+          </ns3:e>
+          <ns3:sub>
+            <ns3:r>
+              <ns3:t>c</ns3:t>
+            </ns3:r>
+          </ns3:sub>
+        </ns3:sSub>
+      </ns3:oMath>
+      <w:r>
+        <w:t xml:space="preserve">), context-sensitive modal-language shifts (</w:t>
+      </w:r>
+      <ns3:oMath>
+        <ns3:sSub>
+          <ns3:e>
+            <ns3:r>
+              <ns3:t>μ</ns3:t>
+            </ns3:r>
+          </ns3:e>
+          <ns3:sub>
+            <ns3:r>
+              <ns3:rPr>
+                <ns3:nor/>
+                <ns3:sty ns3:val="p"/>
+              </ns3:rPr>
+              <ns3:t>sem</ns3:t>
+            </ns3:r>
+          </ns3:sub>
+        </ns3:sSub>
+      </ns3:oMath>
+      <w:r>
+        <w:t xml:space="preserve">), and convergence of behavioral-linguistic-physiological indicators onto a single latent factor. The core validation chain is intentionally low-cost and scalable: behavioral control tasks, adjusted modal-language scores, and autonomic physiology (HRV/SCR, with cortisol optional). Higher-cost neural and biochemical measures are treated as optional adjudication layers rather than prerequisites. Major depressive disorder, obsessive-compulsive disorder, and Parkinson’s disease are included as boundary use cases for stress-testing parameter drift and dissociation patterns, not as attempts to replace disease-specific pathophysiology. The main text is written in standard hierarchical-control and predictive-processing language, and Appendix A is kept strictly as optional notation support rather than as an entry point to any larger philosophical system.</w:t>
+      </w:r>
+    </w:p>
+    <w:p>
+      <w:pPr>
+        <w:pStyle w:val="BodyText"/>
+      </w:pPr>
+      <w:r>
+        <w:t xml:space="preserve">This is a theoretical and computational contribution aimed at empirical translation. No new data are reported. Consistent with the</w:t>
+      </w:r>
+      <w:r>
+        <w:t xml:space="preserve"> </w:t>
+      </w:r>
+      <w:r>
+        <w:rPr>
+          <w:i/>
+          <w:iCs/>
+        </w:rPr>
         <w:t xml:space="preserve">Frontiers in Neuroscience</w:t>
       </w:r>
       <w:r>
         <w:t xml:space="preserve"> </w:t>
       </w:r>
       <w:r>
-        <w:t xml:space="preserve">Hypothesis and Theory format, the paper advances a testable model within a specific area of investigation — the knowing-doing gap in executive dysfunction — and provides measurement strategy, falsification rules, and clinically tractable protocols for future adjudication.</w:t>
+        <w:t xml:space="preserve">Hypothesis and Theory format, the paper advances a testable model within a specific area of investigation (the knowing-doing gap in executive dysfunction), and provides measurement strategy, falsification rules, and clinically tractable protocols for future adjudication.</w:t>
       </w:r>
     </w:p>
     <w:bookmarkEnd w:id="12"/>
@@ -1369,30 +1518,123 @@
         <w:pStyle w:val="FirstParagraph"/>
       </w:pPr>
       <w:r>
-        <w:t xml:space="preserve">We define executive friction through a two-level specification designed for direct estimation and mechanistic testing. The term</w:t>
-      </w:r>
-      <w:r>
-        <w:t xml:space="preserve"> </w:t>
-      </w:r>
-      <w:r>
-        <w:t xml:space="preserve">“executive friction”</w:t>
-      </w:r>
-      <w:r>
-        <w:t xml:space="preserve"> </w:t>
-      </w:r>
-      <w:r>
-        <w:t xml:space="preserve">denotes the cross-layer maintenance and switching cost that an agent incurs when sustaining or reconfiguring an active control state against baseline defaults.</w:t>
-      </w:r>
-    </w:p>
-    <w:p>
-      <w:pPr>
-        <w:pStyle w:val="BodyText"/>
-      </w:pPr>
+        <w:t xml:space="preserve">We define executive friction through a two-level specification, and the distinction between the two levels is important, so we state it up front.</w:t>
+      </w:r>
+      <w:r>
+        <w:t xml:space="preserve"> </w:t>
+      </w:r>
       <w:r>
         <w:rPr>
           <w:b/>
           <w:bCs/>
         </w:rPr>
+        <w:t xml:space="preserve">Definition 1A specifies how</w:t>
+      </w:r>
+      <w:r>
+        <w:rPr>
+          <w:b/>
+          <w:bCs/>
+        </w:rPr>
+        <w:t xml:space="preserve"> </w:t>
+      </w:r>
+      <ns3:oMath>
+        <ns3:sSub>
+          <ns3:e>
+            <ns3:r>
+              <ns3:rPr>
+                <ns3:sty ns3:val="p"/>
+              </ns3:rPr>
+              <ns3:t>Ψ</ns3:t>
+            </ns3:r>
+          </ns3:e>
+          <ns3:sub>
+            <ns3:r>
+              <ns3:t>f</ns3:t>
+            </ns3:r>
+          </ns3:sub>
+        </ns3:sSub>
+      </ns3:oMath>
+      <w:r>
+        <w:rPr>
+          <w:b/>
+          <w:bCs/>
+        </w:rPr>
+        <w:t xml:space="preserve"> </w:t>
+      </w:r>
+      <w:r>
+        <w:rPr>
+          <w:b/>
+          <w:bCs/>
+        </w:rPr>
+        <w:t xml:space="preserve">is estimated from observable data</w:t>
+      </w:r>
+      <w:r>
+        <w:t xml:space="preserve">: it is the operational, measurement-level definition, and it is what the empirical program actually fits.</w:t>
+      </w:r>
+      <w:r>
+        <w:t xml:space="preserve"> </w:t>
+      </w:r>
+      <w:r>
+        <w:rPr>
+          <w:b/>
+          <w:bCs/>
+        </w:rPr>
+        <w:t xml:space="preserve">Definition 1B offers candidate mechanistic interpretations</w:t>
+      </w:r>
+      <w:r>
+        <w:t xml:space="preserve"> </w:t>
+      </w:r>
+      <w:r>
+        <w:t xml:space="preserve">of what could generate that estimated quantity: these are competing theoretical models, tested against each other, and none of them is required in order to estimate</w:t>
+      </w:r>
+      <w:r>
+        <w:t xml:space="preserve"> </w:t>
+      </w:r>
+      <ns3:oMath>
+        <ns3:sSub>
+          <ns3:e>
+            <ns3:r>
+              <ns3:rPr>
+                <ns3:sty ns3:val="p"/>
+              </ns3:rPr>
+              <ns3:t>Ψ</ns3:t>
+            </ns3:r>
+          </ns3:e>
+          <ns3:sub>
+            <ns3:r>
+              <ns3:t>f</ns3:t>
+            </ns3:r>
+          </ns3:sub>
+        </ns3:sSub>
+      </ns3:oMath>
+      <w:r>
+        <w:t xml:space="preserve"> </w:t>
+      </w:r>
+      <w:r>
+        <w:t xml:space="preserve">in the first place. A reader who accepts only Definition 1A can still use the entire measurement and clinical program that follows. Throughout, the term</w:t>
+      </w:r>
+      <w:r>
+        <w:t xml:space="preserve"> </w:t>
+      </w:r>
+      <w:r>
+        <w:t xml:space="preserve">“executive friction”</w:t>
+      </w:r>
+      <w:r>
+        <w:t xml:space="preserve"> </w:t>
+      </w:r>
+      <w:r>
+        <w:t xml:space="preserve">denotes the cross-layer maintenance and switching cost that an agent incurs when sustaining or reconfiguring an active control state against baseline defaults.</w:t>
+      </w:r>
+    </w:p>
+    <w:p>
+      <w:pPr>
+        <w:pStyle w:val="BodyText"/>
+      </w:pPr>
+      <w:r>
+        <w:rPr>
+          <w:b/>
+          <w:bCs/>
+        </w:rPr>
         <w:t xml:space="preserve">Definition 1A (Level-0 empirical latent variable).</w:t>
       </w:r>
       <w:r>
@@ -1425,7 +1667,7 @@
         <w:t xml:space="preserve"> </w:t>
       </w:r>
       <w:r>
-        <w:t xml:space="preserve">is a latent factor jointly loaded by behavioral, linguistic, and physiological indicators (with neural and biochemical indicators used as expansion modalities):</w:t>
+        <w:t xml:space="preserve">is a latent factor jointly loaded by behavioral, linguistic, and physiological indicators (with neural and biochemical indicators used as expansion modalities). This is the definition the analysis estimates directly:</w:t>
       </w:r>
     </w:p>
     <w:p>
@@ -1629,7 +1871,7 @@
         <w:t xml:space="preserve"> </w:t>
       </w:r>
       <w:r>
-        <w:t xml:space="preserve">are residuals. This is the estimand used in SEM/CFA analyses.</w:t>
+        <w:t xml:space="preserve">are residuals. This is the estimand used in structural equation modeling (SEM) and confirmatory factor analysis (CFA).</w:t>
       </w:r>
     </w:p>
     <w:p>
@@ -1647,7 +1889,7 @@
         <w:t xml:space="preserve"> </w:t>
       </w:r>
       <w:r>
-        <w:t xml:space="preserve">At the mechanism level, let state dynamics be</w:t>
+        <w:t xml:space="preserve">Definition 1B proposes what could physically generate the latent factor of 1A. We give two candidate mechanisms and treat them as rival models to be compared on data, not as established facts. Let the state dynamics be</w:t>
       </w:r>
     </w:p>
     <w:p>
@@ -1993,7 +2235,7 @@
       </w:r>
       <ns3:oMath>
         <ns3:r>
-          <ns3:t>u</ns3:t>
+          <ns3:t>x</ns3:t>
         </ns3:r>
         <ns3:r>
           <ns3:rPr>
@@ -2015,7 +2257,149 @@
         <w:t xml:space="preserve"> </w:t>
       </w:r>
       <w:r>
-        <w:t xml:space="preserve">is control input and</w:t>
+        <w:t xml:space="preserve">is the system state,</w:t>
+      </w:r>
+      <w:r>
+        <w:t xml:space="preserve"> </w:t>
+      </w:r>
+      <ns3:oMath>
+        <ns3:sSub>
+          <ns3:e>
+            <ns3:r>
+              <ns3:t>f</ns3:t>
+            </ns3:r>
+          </ns3:e>
+          <ns3:sub>
+            <ns3:r>
+              <ns3:t>θ</ns3:t>
+            </ns3:r>
+          </ns3:sub>
+        </ns3:sSub>
+      </ns3:oMath>
+      <w:r>
+        <w:t xml:space="preserve"> </w:t>
+      </w:r>
+      <w:r>
+        <w:t xml:space="preserve">is the uncontrolled (drift) dynamics,</w:t>
+      </w:r>
+      <w:r>
+        <w:t xml:space="preserve"> </w:t>
+      </w:r>
+      <ns3:oMath>
+        <ns3:r>
+          <ns3:t>u</ns3:t>
+        </ns3:r>
+        <ns3:r>
+          <ns3:rPr>
+            <ns3:sty ns3:val="p"/>
+          </ns3:rPr>
+          <ns3:t>(</ns3:t>
+        </ns3:r>
+        <ns3:r>
+          <ns3:t>t</ns3:t>
+        </ns3:r>
+        <ns3:r>
+          <ns3:rPr>
+            <ns3:sty ns3:val="p"/>
+          </ns3:rPr>
+          <ns3:t>)</ns3:t>
+        </ns3:r>
+      </ns3:oMath>
+      <w:r>
+        <w:t xml:space="preserve"> </w:t>
+      </w:r>
+      <w:r>
+        <w:t xml:space="preserve">is the control input,</w:t>
+      </w:r>
+      <w:r>
+        <w:t xml:space="preserve"> </w:t>
+      </w:r>
+      <ns3:oMath>
+        <ns3:sSub>
+          <ns3:e>
+            <ns3:r>
+              <ns3:t>B</ns3:t>
+            </ns3:r>
+          </ns3:e>
+          <ns3:sub>
+            <ns3:r>
+              <ns3:t>θ</ns3:t>
+            </ns3:r>
+          </ns3:sub>
+        </ns3:sSub>
+      </ns3:oMath>
+      <w:r>
+        <w:t xml:space="preserve"> </w:t>
+      </w:r>
+      <w:r>
+        <w:t xml:space="preserve">maps control input onto the state, and</w:t>
+      </w:r>
+      <w:r>
+        <w:t xml:space="preserve"> </w:t>
+      </w:r>
+      <ns3:oMath>
+        <ns3:r>
+          <ns3:t>ξ</ns3:t>
+        </ns3:r>
+        <ns3:r>
+          <ns3:rPr>
+            <ns3:sty ns3:val="p"/>
+          </ns3:rPr>
+          <ns3:t>(</ns3:t>
+        </ns3:r>
+        <ns3:r>
+          <ns3:t>t</ns3:t>
+        </ns3:r>
+        <ns3:r>
+          <ns3:rPr>
+            <ns3:sty ns3:val="p"/>
+          </ns3:rPr>
+          <ns3:t>)</ns3:t>
+        </ns3:r>
+      </ns3:oMath>
+      <w:r>
+        <w:t xml:space="preserve"> </w:t>
+      </w:r>
+      <w:r>
+        <w:t xml:space="preserve">is a zero-mean stochastic noise term representing intrinsic neural and measurement variability (e.g., a Wiener increment). Setting</w:t>
+      </w:r>
+      <w:r>
+        <w:t xml:space="preserve"> </w:t>
+      </w:r>
+      <ns3:oMath>
+        <ns3:r>
+          <ns3:t>u</ns3:t>
+        </ns3:r>
+        <ns3:r>
+          <ns3:rPr>
+            <ns3:sty ns3:val="p"/>
+          </ns3:rPr>
+          <ns3:t>(</ns3:t>
+        </ns3:r>
+        <ns3:r>
+          <ns3:t>t</ns3:t>
+        </ns3:r>
+        <ns3:r>
+          <ns3:rPr>
+            <ns3:sty ns3:val="p"/>
+          </ns3:rPr>
+          <ns3:t>)</ns3:t>
+        </ns3:r>
+        <ns3:r>
+          <ns3:rPr>
+            <ns3:sty ns3:val="p"/>
+          </ns3:rPr>
+          <ns3:t>=</ns3:t>
+        </ns3:r>
+        <ns3:r>
+          <ns3:t>0</ns3:t>
+        </ns3:r>
+      </ns3:oMath>
+      <w:r>
+        <w:t xml:space="preserve"> </w:t>
+      </w:r>
+      <w:r>
+        <w:t xml:space="preserve">gives</w:t>
       </w:r>
       <w:r>
         <w:t xml:space="preserve"> </w:t>
@@ -2042,10 +2426,60 @@
         </ns3:sSub>
       </ns3:oMath>
       <w:r>
-        <w:t xml:space="preserve"> </w:t>
-      </w:r>
-      <w:r>
-        <w:t xml:space="preserve">is the no-control (baseline drift) trajectory. Executive friction is instantiated as integrated control effort:</w:t>
+        <w:t xml:space="preserve">, the no-control</w:t>
+      </w:r>
+      <w:r>
+        <w:t xml:space="preserve"> </w:t>
+      </w:r>
+      <w:r>
+        <w:rPr>
+          <w:i/>
+          <w:iCs/>
+        </w:rPr>
+        <w:t xml:space="preserve">baseline drift</w:t>
+      </w:r>
+      <w:r>
+        <w:t xml:space="preserve"> </w:t>
+      </w:r>
+      <w:r>
+        <w:t xml:space="preserve">trajectory, i.e., what the system would do if no control effort were spent.</w:t>
+      </w:r>
+    </w:p>
+    <w:p>
+      <w:pPr>
+        <w:pStyle w:val="BodyText"/>
+      </w:pPr>
+      <w:r>
+        <w:t xml:space="preserve">The</w:t>
+      </w:r>
+      <w:r>
+        <w:t xml:space="preserve"> </w:t>
+      </w:r>
+      <w:r>
+        <w:rPr>
+          <w:i/>
+          <w:iCs/>
+        </w:rPr>
+        <w:t xml:space="preserve">first</w:t>
+      </w:r>
+      <w:r>
+        <w:t xml:space="preserve"> </w:t>
+      </w:r>
+      <w:r>
+        <w:t xml:space="preserve">candidate reads friction as</w:t>
+      </w:r>
+      <w:r>
+        <w:t xml:space="preserve"> </w:t>
+      </w:r>
+      <w:r>
+        <w:rPr>
+          <w:b/>
+          <w:bCs/>
+        </w:rPr>
+        <w:t xml:space="preserve">accumulated control effort</w:t>
+      </w:r>
+      <w:r>
+        <w:t xml:space="preserve">: the running total of how hard the controller has to push to keep the state on course rather than letting it drift,</w:t>
       </w:r>
     </w:p>
     <w:p>
@@ -2214,7 +2648,107 @@
         <w:pStyle w:val="FirstParagraph"/>
       </w:pPr>
       <w:r>
-        <w:t xml:space="preserve">with an information-geometric comparator model:</w:t>
+        <w:t xml:space="preserve">where</w:t>
+      </w:r>
+      <w:r>
+        <w:t xml:space="preserve"> </w:t>
+      </w:r>
+      <ns3:oMath>
+        <ns3:r>
+          <ns3:t>R</ns3:t>
+        </ns3:r>
+        <ns3:r>
+          <ns3:rPr>
+            <ns3:sty ns3:val="p"/>
+          </ns3:rPr>
+          <ns3:t>≻</ns3:t>
+        </ns3:r>
+        <ns3:r>
+          <ns3:t>0</ns3:t>
+        </ns3:r>
+      </ns3:oMath>
+      <w:r>
+        <w:t xml:space="preserve"> </w:t>
+      </w:r>
+      <w:r>
+        <w:t xml:space="preserve">is a positive-definite cost matrix weighting the effort. The</w:t>
+      </w:r>
+      <w:r>
+        <w:t xml:space="preserve"> </w:t>
+      </w:r>
+      <w:r>
+        <w:rPr>
+          <w:i/>
+          <w:iCs/>
+        </w:rPr>
+        <w:t xml:space="preserve">second</w:t>
+      </w:r>
+      <w:r>
+        <w:t xml:space="preserve"> </w:t>
+      </w:r>
+      <w:r>
+        <w:t xml:space="preserve">candidate reads friction instead as</w:t>
+      </w:r>
+      <w:r>
+        <w:t xml:space="preserve"> </w:t>
+      </w:r>
+      <w:r>
+        <w:rPr>
+          <w:b/>
+          <w:bCs/>
+        </w:rPr>
+        <w:t xml:space="preserve">departure from the habitual default policy</w:t>
+      </w:r>
+      <w:r>
+        <w:t xml:space="preserve">, measured as the information-geometric distance between the current control distribution</w:t>
+      </w:r>
+      <w:r>
+        <w:t xml:space="preserve"> </w:t>
+      </w:r>
+      <ns3:oMath>
+        <ns3:sSub>
+          <ns3:e>
+            <ns3:r>
+              <ns3:t>q</ns3:t>
+            </ns3:r>
+          </ns3:e>
+          <ns3:sub>
+            <ns3:r>
+              <ns3:t>t</ns3:t>
+            </ns3:r>
+          </ns3:sub>
+        </ns3:sSub>
+      </ns3:oMath>
+      <w:r>
+        <w:t xml:space="preserve"> </w:t>
+      </w:r>
+      <w:r>
+        <w:t xml:space="preserve">and the baseline-policy distribution</w:t>
+      </w:r>
+      <w:r>
+        <w:t xml:space="preserve"> </w:t>
+      </w:r>
+      <ns3:oMath>
+        <ns3:sSubSup>
+          <ns3:e>
+            <ns3:r>
+              <ns3:t>q</ns3:t>
+            </ns3:r>
+          </ns3:e>
+          <ns3:sub>
+            <ns3:r>
+              <ns3:t>t</ns3:t>
+            </ns3:r>
+          </ns3:sub>
+          <ns3:sup>
+            <ns3:r>
+              <ns3:t>0</ns3:t>
+            </ns3:r>
+          </ns3:sup>
+        </ns3:sSubSup>
+      </ns3:oMath>
+      <w:r>
+        <w:t xml:space="preserve">, accumulated over time,</w:t>
       </w:r>
     </w:p>
     <w:p>
@@ -2384,6 +2918,32 @@
         <w:t xml:space="preserve"> </w:t>
       </w:r>
       <ns3:oMath>
+        <ns3:sSub>
+          <ns3:e>
+            <ns3:r>
+              <ns3:t>D</ns3:t>
+            </ns3:r>
+          </ns3:e>
+          <ns3:sub>
+            <ns3:r>
+              <ns3:t>K</ns3:t>
+            </ns3:r>
+            <ns3:r>
+              <ns3:t>L</ns3:t>
+            </ns3:r>
+          </ns3:sub>
+        </ns3:sSub>
+      </ns3:oMath>
+      <w:r>
+        <w:t xml:space="preserve"> </w:t>
+      </w:r>
+      <w:r>
+        <w:t xml:space="preserve">is the Kullback–Leibler divergence and</w:t>
+      </w:r>
+      <w:r>
+        <w:t xml:space="preserve"> </w:t>
+      </w:r>
+      <ns3:oMath>
         <ns3:sSubSup>
           <ns3:e>
             <ns3:r>
@@ -2406,7 +2966,39 @@
         <w:t xml:space="preserve"> </w:t>
       </w:r>
       <w:r>
-        <w:t xml:space="preserve">denotes the baseline-policy distribution. Under regularity conditions (e.g., locally smooth trajectories and second-order KL expansion in exponential-family neighborhoods), the KL form admits a Fisher-metric approximation:</w:t>
+        <w:t xml:space="preserve">denotes the baseline-policy distribution. Intuitively, (3c) charges for</w:t>
+      </w:r>
+      <w:r>
+        <w:t xml:space="preserve"> </w:t>
+      </w:r>
+      <w:r>
+        <w:rPr>
+          <w:i/>
+          <w:iCs/>
+        </w:rPr>
+        <w:t xml:space="preserve">how much force</w:t>
+      </w:r>
+      <w:r>
+        <w:t xml:space="preserve"> </w:t>
+      </w:r>
+      <w:r>
+        <w:t xml:space="preserve">the controller applies, whereas (3d) charges for</w:t>
+      </w:r>
+      <w:r>
+        <w:t xml:space="preserve"> </w:t>
+      </w:r>
+      <w:r>
+        <w:rPr>
+          <w:i/>
+          <w:iCs/>
+        </w:rPr>
+        <w:t xml:space="preserve">how far</w:t>
+      </w:r>
+      <w:r>
+        <w:t xml:space="preserve"> </w:t>
+      </w:r>
+      <w:r>
+        <w:t xml:space="preserve">the chosen policy strays from habit; the two can diverge, which is what makes them empirically separable. Under regularity conditions (e.g., locally smooth trajectories and second-order KL expansion in exponential-family neighborhoods), the KL form admits a Fisher-metric approximation:</w:t>
       </w:r>
     </w:p>
     <w:p>
@@ -2643,7 +3235,43 @@
         <w:t xml:space="preserve"> </w:t>
       </w:r>
       <w:r>
-        <w:t xml:space="preserve">Equation (3c) is treated as a control-energy model best matched to trial-level demand manipulations (e.g., switch/inhibition load), whereas Equations (3d)/(3d’) are treated as distributional-deviation models for belief-drift or habit-override regimes. In empirical programs, matched hierarchical models will be fit to the same outcomes and compared with out-of-sample criteria (LOO/WAIC, with Bayes factors where model regularity allows). Pre-registered interpretation is: if the 3c-family wins, friction is operationally summarized as control effort; if 3d/3d’ wins, friction is better summarized as information-geometric deviation; if no mechanism family dominates, Equation (3a) remains the estimand and mechanism equations are treated as context-specific modules.</w:t>
+        <w:t xml:space="preserve">Equation (3c) is treated as a control-energy model best matched to trial-level demand manipulations (e.g., switch/inhibition load), whereas Equations (3d)/(3d’) are treated as distributional-deviation models for belief-drift or habit-override regimes. In empirical programs, matched hierarchical models will be fit to the same outcomes and compared with out-of-sample criteria (leave-one-out cross-validation, LOO, and the Widely Applicable Information Criterion, WAIC, with Bayes factors where model regularity allows). Pre-registered interpretation is: if the 3c-family wins, friction is operationally summarized as control effort; if 3d/3d’ wins, friction is better summarized as information-geometric deviation; if no mechanism family dominates, Equation (3a) remains the estimand and mechanism equations are treated as context-specific modules.</w:t>
+      </w:r>
+    </w:p>
+    <w:p>
+      <w:pPr>
+        <w:pStyle w:val="BodyText"/>
+      </w:pPr>
+      <w:r>
+        <w:t xml:space="preserve">Definitions 1A and 1B specify executive friction itself. We now turn to the</w:t>
+      </w:r>
+      <w:r>
+        <w:t xml:space="preserve"> </w:t>
+      </w:r>
+      <w:r>
+        <w:rPr>
+          <w:i/>
+          <w:iCs/>
+        </w:rPr>
+        <w:t xml:space="preserve">distress</w:t>
+      </w:r>
+      <w:r>
+        <w:t xml:space="preserve"> </w:t>
+      </w:r>
+      <w:r>
+        <w:t xml:space="preserve">that accompanies it, which is a separate quantity: an agent can carry high friction quietly, and what hurts is friction that is rising quickly and is appraised as threatening. Definition 2 captures this. We write it as a</w:t>
+      </w:r>
+      <w:r>
+        <w:t xml:space="preserve"> </w:t>
+      </w:r>
+      <w:r>
+        <w:t xml:space="preserve">“hazard function,”</w:t>
+      </w:r>
+      <w:r>
+        <w:t xml:space="preserve"> </w:t>
+      </w:r>
+      <w:r>
+        <w:t xml:space="preserve">meaning the momentary risk that distress crosses into a felt state, and this risk rises with the rate of change of friction and with the person’s appraisal of the situation.</w:t>
       </w:r>
     </w:p>
     <w:p>
@@ -3045,6 +3673,14 @@
         <w:pStyle w:val="BodyText"/>
       </w:pPr>
       <w:r>
+        <w:t xml:space="preserve">Having defined friction (Definition 1) and the distress that tracks it (Definition 2), we now state the budget that decides whether the system holds together at all. The intuition is an accounting one: an agent has a finite control budget, friction and noise draw on it, and whatever remains determines whether the current task-state can be kept orderly or begins to fall apart.</w:t>
+      </w:r>
+    </w:p>
+    <w:p>
+      <w:pPr>
+        <w:pStyle w:val="BodyText"/>
+      </w:pPr>
+      <w:r>
         <w:rPr>
           <w:b/>
           <w:bCs/>
@@ -3094,10 +3730,7 @@
         </ns3:r>
       </ns3:oMath>
       <w:r>
-        <w:t xml:space="preserve"> </w:t>
-      </w:r>
-      <w:r>
-        <w:t xml:space="preserve">— operationalizable as mutual information density, topological invariants, or compression ratio — is bounded by:</w:t>
+        <w:t xml:space="preserve">, operationalizable as mutual information density, topological invariants, or compression ratio, is bounded by:</w:t>
       </w:r>
     </w:p>
     <w:p>
@@ -3649,7 +4282,7 @@
         <w:t xml:space="preserve"> </w:t>
       </w:r>
       <w:r>
-        <w:t xml:space="preserve">evolve under three competing pressures: error-driven learning, friction-potential descent, and homeostatic recoil. Because none of the five phase-1/2 hypotheses directly test these slow dynamics (which operate over weeks to months rather than within-session timescales), the formal equation is presented in Appendix B. For present purposes, the key implication is that therapeutic interventions can be modeled as modifying either the learning rate, the friction landscape, or the homeostatic set point — distinctions that become empirically testable only in longitudinal treatment designs beyond the scope of the current validation roadmap.</w:t>
+        <w:t xml:space="preserve">evolve under three competing pressures: error-driven learning, friction-potential descent, and homeostatic recoil. Because none of the five phase-1/2 hypotheses directly test these slow dynamics (which operate over weeks to months rather than within-session timescales), the formal equation is presented in Appendix B. For present purposes, the key implication is that therapeutic interventions can be modeled as modifying either the learning rate, the friction landscape, or the homeostatic set point, distinctions that become empirically testable only in longitudinal treatment designs beyond the scope of the current validation roadmap.</w:t>
       </w:r>
     </w:p>
     <w:bookmarkEnd w:id="16"/>
@@ -3667,7 +4300,7 @@
         <w:pStyle w:val="FirstParagraph"/>
       </w:pPr>
       <w:r>
-        <w:t xml:space="preserve">The knowing–doing gap emerges naturally from the selection-budget inequality (Equation 5). Consider an agent whose slow constraints and learned model correctly specify the appropriate action — the patient who knows she should exercise, the surgeon who knows the next step of the procedure. The knowledge representation is intact.</w:t>
+        <w:t xml:space="preserve">The knowing–doing gap emerges naturally from the selection-budget inequality (Equation 5). Consider an agent whose slow constraints and learned model correctly specify the appropriate action, such as the patient who knows she should exercise or the surgeon who knows the next step of the procedure. The knowledge representation is intact.</w:t>
       </w:r>
     </w:p>
     <w:p>
@@ -3798,7 +4431,7 @@
         </ns3:sSub>
       </ns3:oMath>
       <w:r>
-        <w:t xml:space="preserve">. When the agent is already operating under high baseline friction — due to chronic stress, neurodegeneration, or pathological parameter configurations — the remaining selection power may be insufficient to execute the known action.</w:t>
+        <w:t xml:space="preserve">. When the agent is already operating under high baseline friction (due to chronic stress, neurodegeneration, or pathological parameter configurations), the remaining selection power may be insufficient to execute the known action.</w:t>
       </w:r>
     </w:p>
     <w:p>
@@ -4662,6 +5295,38 @@
       <w:pPr>
         <w:pStyle w:val="FirstParagraph"/>
       </w:pPr>
+      <w:r>
+        <w:t xml:space="preserve">Why relate the proposal to the Free Energy Principle at all? Two reasons. First, FEP is currently the most influential formal account of neural cost, so showing that executive friction connects to it demonstrates that</w:t>
+      </w:r>
+      <w:r>
+        <w:t xml:space="preserve"> </w:t>
+      </w:r>
+      <ns3:oMath>
+        <ns3:sSub>
+          <ns3:e>
+            <ns3:r>
+              <ns3:rPr>
+                <ns3:sty ns3:val="p"/>
+              </ns3:rPr>
+              <ns3:t>Ψ</ns3:t>
+            </ns3:r>
+          </ns3:e>
+          <ns3:sub>
+            <ns3:r>
+              <ns3:t>f</ns3:t>
+            </ns3:r>
+          </ns3:sub>
+        </ns3:sSub>
+      </ns3:oMath>
+      <w:r>
+        <w:t xml:space="preserve"> </w:t>
+      </w:r>
+      <w:r>
+        <w:t xml:space="preserve">is not an ad hoc quantity but a recognizable generalization of an established one. Second, the connection sharpens exactly where our claim departs from FEP, and that departure is the clinically load-bearing part of the argument. Concretely,</w:t>
+      </w:r>
+      <w:r>
+        <w:t xml:space="preserve"> </w:t>
+      </w:r>
       <ns3:oMath>
         <ns3:sSub>
           <ns3:e>
@@ -4966,7 +5631,7 @@
         <w:t xml:space="preserve"> </w:t>
       </w:r>
       <w:r>
-        <w:t xml:space="preserve">penalizes posteriors that deviate from priors — formally analogous to the information-geometric friction form in Equation (3d). In this reading,</w:t>
+        <w:t xml:space="preserve">penalizes posteriors that deviate from priors, formally analogous to the information-geometric friction form in Equation (3d). In this reading,</w:t>
       </w:r>
       <w:r>
         <w:t xml:space="preserve"> </w:t>
@@ -5055,10 +5720,7 @@
         </ns3:sSub>
       </ns3:oMath>
       <w:r>
-        <w:t xml:space="preserve"> </w:t>
-      </w:r>
-      <w:r>
-        <w:t xml:space="preserve">— creative insight that resists premature closure, ethical choices that resist default heuristics, grief that maintains connection to the departed. In these cases, high</w:t>
+        <w:t xml:space="preserve">: creative insight that resists premature closure, ethical choices that resist default heuristics, or grief that maintains connection to the departed. In these cases, high</w:t>
       </w:r>
       <w:r>
         <w:t xml:space="preserve"> </w:t>
@@ -5143,10 +5805,7 @@
         </ns3:sSub>
       </ns3:oMath>
       <w:r>
-        <w:t xml:space="preserve"> </w:t>
-      </w:r>
-      <w:r>
-        <w:t xml:space="preserve">— when the cost chronically exceeds the agent’s selection power budget.</w:t>
+        <w:t xml:space="preserve">, that is, when the cost chronically exceeds the agent’s selection power budget.</w:t>
       </w:r>
     </w:p>
     <w:p>
@@ -5957,7 +6616,142 @@
         <w:t xml:space="preserve"> </w:t>
       </w:r>
       <w:r>
-        <w:t xml:space="preserve">is windowed reaction-time coefficient of variation. Higher</w:t>
+        <w:t xml:space="preserve">is windowed reaction-time coefficient of variation. Response-error entropy is computed as follows: within a sliding window of</w:t>
+      </w:r>
+      <w:r>
+        <w:t xml:space="preserve"> </w:t>
+      </w:r>
+      <ns3:oMath>
+        <ns3:r>
+          <ns3:t>w</ns3:t>
+        </ns3:r>
+      </ns3:oMath>
+      <w:r>
+        <w:t xml:space="preserve"> </w:t>
+      </w:r>
+      <w:r>
+        <w:t xml:space="preserve">consecutive trials, each response is assigned to an outcome category (for example correct, commission error, omission error), the empirical probabilities</w:t>
+      </w:r>
+      <w:r>
+        <w:t xml:space="preserve"> </w:t>
+      </w:r>
+      <ns3:oMath>
+        <ns3:sSub>
+          <ns3:e>
+            <ns3:r>
+              <ns3:t>p</ns3:t>
+            </ns3:r>
+          </ns3:e>
+          <ns3:sub>
+            <ns3:r>
+              <ns3:t>c</ns3:t>
+            </ns3:r>
+          </ns3:sub>
+        </ns3:sSub>
+      </ns3:oMath>
+      <w:r>
+        <w:t xml:space="preserve"> </w:t>
+      </w:r>
+      <w:r>
+        <w:t xml:space="preserve">of these categories are estimated, and their Shannon entropy</w:t>
+      </w:r>
+      <w:r>
+        <w:t xml:space="preserve"> </w:t>
+      </w:r>
+      <ns3:oMath>
+        <ns3:sSub>
+          <ns3:e>
+            <ns3:r>
+              <ns3:t>H</ns3:t>
+            </ns3:r>
+          </ns3:e>
+          <ns3:sub>
+            <ns3:r>
+              <ns3:rPr>
+                <ns3:nor/>
+                <ns3:sty ns3:val="p"/>
+              </ns3:rPr>
+              <ns3:t>error</ns3:t>
+            </ns3:r>
+            <ns3:r>
+              <ns3:rPr>
+                <ns3:sty ns3:val="p"/>
+              </ns3:rPr>
+              <ns3:t>,</ns3:t>
+            </ns3:r>
+            <ns3:r>
+              <ns3:t>w</ns3:t>
+            </ns3:r>
+          </ns3:sub>
+        </ns3:sSub>
+        <ns3:r>
+          <ns3:rPr>
+            <ns3:sty ns3:val="p"/>
+          </ns3:rPr>
+          <ns3:t>=</ns3:t>
+        </ns3:r>
+        <ns3:r>
+          <ns3:rPr>
+            <ns3:sty ns3:val="p"/>
+          </ns3:rPr>
+          <ns3:t>−</ns3:t>
+        </ns3:r>
+        <ns3:nary>
+          <ns3:naryPr>
+            <ns3:chr ns3:val="∑"/>
+            <ns3:limLoc ns3:val="undOvr"/>
+            <ns3:subHide ns3:val="off"/>
+            <ns3:supHide ns3:val="on"/>
+          </ns3:naryPr>
+          <ns3:sub>
+            <ns3:r>
+              <ns3:t>c</ns3:t>
+            </ns3:r>
+          </ns3:sub>
+          <ns3:sup>
+            <ns3:r>
+              <ns3:t>​</ns3:t>
+            </ns3:r>
+          </ns3:sup>
+          <ns3:e>
+            <ns3:sSub>
+              <ns3:e>
+                <ns3:r>
+                  <ns3:t>p</ns3:t>
+                </ns3:r>
+              </ns3:e>
+              <ns3:sub>
+                <ns3:r>
+                  <ns3:t>c</ns3:t>
+                </ns3:r>
+              </ns3:sub>
+            </ns3:sSub>
+          </ns3:e>
+        </ns3:nary>
+        <ns3:r>
+          <ns3:rPr>
+            <ns3:sty ns3:val="p"/>
+          </ns3:rPr>
+          <ns3:t>log</ns3:t>
+        </ns3:r>
+        <ns3:sSub>
+          <ns3:e>
+            <ns3:r>
+              <ns3:t>p</ns3:t>
+            </ns3:r>
+          </ns3:e>
+          <ns3:sub>
+            <ns3:r>
+              <ns3:t>c</ns3:t>
+            </ns3:r>
+          </ns3:sub>
+        </ns3:sSub>
+      </ns3:oMath>
+      <w:r>
+        <w:t xml:space="preserve"> </w:t>
+      </w:r>
+      <w:r>
+        <w:t xml:space="preserve">is taken. Low entropy means responding is consistent and predictable (a stable control state); high entropy means outcomes are scattered across categories (a disorganized one). Because both terms in</w:t>
       </w:r>
       <w:r>
         <w:t xml:space="preserve"> </w:t>
@@ -5983,7 +6777,33 @@
         <w:t xml:space="preserve"> </w:t>
       </w:r>
       <w:r>
-        <w:t xml:space="preserve">indicates greater local task-state stability.</w:t>
+        <w:t xml:space="preserve">are sign-flipped and z-scored, higher</w:t>
+      </w:r>
+      <w:r>
+        <w:t xml:space="preserve"> </w:t>
+      </w:r>
+      <ns3:oMath>
+        <ns3:sSup>
+          <ns3:e>
+            <ns3:r>
+              <ns3:t>q</ns3:t>
+            </ns3:r>
+          </ns3:e>
+          <ns3:sup>
+            <ns3:r>
+              <ns3:rPr>
+                <ns3:sty ns3:val="p"/>
+              </ns3:rPr>
+              <ns3:t>*</ns3:t>
+            </ns3:r>
+          </ns3:sup>
+        </ns3:sSup>
+      </ns3:oMath>
+      <w:r>
+        <w:t xml:space="preserve"> </w:t>
+      </w:r>
+      <w:r>
+        <w:t xml:space="preserve">indicates greater local task-state stability, i.e., both more predictable errors and less variable reaction times.</w:t>
       </w:r>
     </w:p>
     <w:p>
@@ -6372,7 +7192,20 @@
         <w:pStyle w:val="FirstParagraph"/>
       </w:pPr>
       <w:r>
-        <w:t xml:space="preserve">which avoids instability of ratio estimators in low-denominator regions. Inference targets are therefore statistical critical points (</w:t>
+        <w:t xml:space="preserve">which avoids instability of ratio estimators in low-denominator regions. Both forms express the same thing: how close friction has come to exhausting control capacity. In the ratio form (Eq. 7a) this is friction divided by capacity; in the difference form (Eq. 7c) it is standardized friction minus standardized capacity. The</w:t>
+      </w:r>
+      <w:r>
+        <w:t xml:space="preserve"> </w:t>
+      </w:r>
+      <w:r>
+        <w:rPr>
+          <w:i/>
+          <w:iCs/>
+        </w:rPr>
+        <w:t xml:space="preserve">critical point</w:t>
+      </w:r>
+      <w:r>
+        <w:t xml:space="preserve"> </w:t>
       </w:r>
       <ns3:oMath>
         <ns3:sSub>
@@ -6392,7 +7225,7 @@
         <w:t xml:space="preserve"> </w:t>
       </w:r>
       <w:r>
-        <w:t xml:space="preserve">or</w:t>
+        <w:t xml:space="preserve">(or</w:t>
       </w:r>
       <w:r>
         <w:t xml:space="preserve"> </w:t>
@@ -6420,7 +7253,7 @@
         </ns3:sSubSup>
       </ns3:oMath>
       <w:r>
-        <w:t xml:space="preserve">) rather than claims of a universal thermodynamic constant.</w:t>
+        <w:t xml:space="preserve">) is the value of this quantity at which the system’s behavior changes character, marking the boundary between the regime where added demand raises switch cost gently and roughly linearly, and the regime where the residual budget is nearly spent and small additional demands trigger steep collapse. It is a statistical changepoint estimated from data, not a claim about a universal thermodynamic constant.</w:t>
       </w:r>
     </w:p>
     <w:p>
@@ -6645,7 +7478,7 @@
         <w:t xml:space="preserve"> </w:t>
       </w:r>
       <w:r>
-        <w:t xml:space="preserve">When an agent must reconfigure the active control state to serve a new task rule, the reconfiguration incurs executive friction proportional to the distance between the current and target control configurations. The classical task-switching cost — the increase in reaction time and error rate on switch trials relative to repeat trials (Monsell, 2003; Kiesel et al., 2010) — directly indexes this reconfiguration friction. Computational accounts further decompose this cost into reconfiguration and interference-control components (Yeung and Monsell, 2003; Brown et al., 2007), supporting model-based estimation of behavioral friction. We predict that task-switching cost scales with</w:t>
+        <w:t xml:space="preserve">When an agent must reconfigure the active control state to serve a new task rule, the reconfiguration incurs executive friction proportional to the distance between the current and target control configurations. The classical task-switching cost, namely the increase in reaction time and error rate on switch trials relative to repeat trials (Monsell, 2003; Kiesel et al., 2010), directly indexes this reconfiguration friction. Computational accounts further decompose this cost into reconfiguration and interference-control components (Yeung and Monsell, 2003; Brown et al., 2007), supporting model-based estimation of behavioral friction. We predict that task-switching cost scales with</w:t>
       </w:r>
       <w:r>
         <w:t xml:space="preserve"> </w:t>
@@ -6689,7 +7522,7 @@
         <w:t xml:space="preserve"> </w:t>
       </w:r>
       <w:r>
-        <w:t xml:space="preserve">In the Wisconsin Card Sorting Test (WCST; Berg, 1948) and related paradigms, perseverative errors reflect the agent’s failure to abandon a high-friction configuration — the previous sorting rule has become deeply anchored (high</w:t>
+        <w:t xml:space="preserve">In the Wisconsin Card Sorting Test (WCST; Berg, 1948) and related paradigms, perseverative errors reflect the agent’s failure to abandon a high-friction configuration: the previous sorting rule has become deeply anchored (high</w:t>
       </w:r>
       <w:r>
         <w:t xml:space="preserve"> </w:t>
@@ -6834,7 +7667,7 @@
         <w:t xml:space="preserve"> </w:t>
       </w:r>
       <w:r>
-        <w:t xml:space="preserve">Steep temporal discounting — the preference for smaller-sooner over larger-later rewards — reflects the high friction cost of maintaining a non-default, future-oriented active control state (Bickel et al., 2012). The temporal discounting rate</w:t>
+        <w:t xml:space="preserve">Steep temporal discounting (the preference for smaller-sooner over larger-later rewards) reflects the high friction cost of maintaining a non-default, future-oriented active control state (Bickel et al., 2012). The temporal discounting rate</w:t>
       </w:r>
       <w:r>
         <w:t xml:space="preserve"> </w:t>
@@ -6970,7 +7803,7 @@
         <w:t xml:space="preserve"> </w:t>
       </w:r>
       <w:r>
-        <w:t xml:space="preserve">Vagal-mediated HRV reflects the capacity of the autonomic nervous system to regulate arousal — a physiological substrate of selection power</w:t>
+        <w:t xml:space="preserve">Vagal-mediated HRV reflects the capacity of the autonomic nervous system to regulate arousal, a physiological substrate of selection power</w:t>
       </w:r>
       <w:r>
         <w:t xml:space="preserve"> </w:t>
@@ -7010,7 +7843,7 @@
         <w:t xml:space="preserve"> </w:t>
       </w:r>
       <w:r>
-        <w:t xml:space="preserve">— the rate at which HRV returns to baseline following a stressor — indexes the system’s capacity to dissipate</w:t>
+        <w:t xml:space="preserve">(the rate at which HRV returns to baseline following a stressor) indexes the system’s capacity to dissipate</w:t>
       </w:r>
       <w:r>
         <w:t xml:space="preserve"> </w:t>
@@ -7077,7 +7910,7 @@
         <w:t xml:space="preserve"> </w:t>
       </w:r>
       <w:r>
-        <w:t xml:space="preserve">is predicted to flatten the cortisol curve — reducing the morning peak and elevating the evening nadir — reflecting exhaustion of the neuroendocrine substrate that supports selection power (Adam et al., 2017). We propose the cortisol awakening response (CAR) magnitude and the diurnal cortisol slope (DCS) as complementary physiological proxies.</w:t>
+        <w:t xml:space="preserve">is predicted to flatten the cortisol curve (reducing the morning peak and elevating the evening nadir), reflecting exhaustion of the neuroendocrine substrate that supports selection power (Adam et al., 2017). We propose the cortisol awakening response (CAR) magnitude and the diurnal cortisol slope (DCS) as complementary physiological proxies.</w:t>
       </w:r>
     </w:p>
     <w:p>
@@ -7095,7 +7928,7 @@
         <w:t xml:space="preserve"> </w:t>
       </w:r>
       <w:r>
-        <w:t xml:space="preserve">Phasic SCR amplitude during decision-making tasks reflects momentary spikes in autonomic arousal associated with conflict and uncertainty — acute increases in</w:t>
+        <w:t xml:space="preserve">Phasic SCR amplitude during decision-making tasks reflects momentary spikes in autonomic arousal associated with conflict and uncertainty, that is, acute increases in</w:t>
       </w:r>
       <w:r>
         <w:t xml:space="preserve"> </w:t>
@@ -7473,7 +8306,7 @@
         <w:t xml:space="preserve"> </w:t>
       </w:r>
       <w:r>
-        <w:t xml:space="preserve">is a regression coefficient estimated from data, not a fixed biophysical constant; future mechanistic elaboration may replace the linear term with a saturating or threshold function. Measurable ROS biomarkers include GSH/GSSG, malondialdehyde (MDA), 8-OHdG, and superoxide dismutase (SOD) activity. This is deliberately positioned as a phase-3 extension after core low-cost validation succeeds.</w:t>
+        <w:t xml:space="preserve">is a regression coefficient estimated from data, not a fixed biophysical constant; future mechanistic elaboration may replace the linear term with a saturating or threshold function. Measurable ROS biomarkers include the reduced-to-oxidized glutathione ratio (GSH/GSSG), malondialdehyde (MDA), 8-hydroxy-2’-deoxyguanosine (8-OHdG), and superoxide dismutase (SOD) activity. This is deliberately positioned as a phase-3 extension after core low-cost validation succeeds.</w:t>
       </w:r>
     </w:p>
     <w:p>
@@ -7727,7 +8560,7 @@
         <w:t xml:space="preserve"> </w:t>
       </w:r>
       <w:r>
-        <w:t xml:space="preserve">captures the curvature of the neural state-space manifold — how sharply the system’s responses change as parameters vary. We propose that the empirical Fisher condition number</w:t>
+        <w:t xml:space="preserve">captures the curvature of the neural state-space manifold, that is, how sharply the system’s responses change as parameters vary. We propose that the empirical Fisher condition number</w:t>
       </w:r>
       <w:r>
         <w:t xml:space="preserve"> </w:t>
@@ -7904,7 +8737,7 @@
         <w:t xml:space="preserve"> </w:t>
       </w:r>
       <w:r>
-        <w:t xml:space="preserve">behavioral performance degradation — a</w:t>
+        <w:t xml:space="preserve">behavioral performance degradation, a</w:t>
       </w:r>
       <w:r>
         <w:t xml:space="preserve"> </w:t>
@@ -8004,7 +8837,7 @@
         <w:t xml:space="preserve"> </w:t>
       </w:r>
       <w:r>
-        <w:t xml:space="preserve">The thalamus–basal ganglia circuit functions as a selection gate that determines which candidate action trajectories are projected into overt execution. Gate integrity can be indexed through reinforcement-learning model parameters (learning rate, exploration-exploitation balance) derived from probabilistic reversal-learning tasks (Frank et al., 2004). Degraded gating — as in Parkinson’s disease — should produce specifically elevated</w:t>
+        <w:t xml:space="preserve">The thalamus–basal ganglia circuit functions as a selection gate that determines which candidate action trajectories are projected into overt execution. Gate integrity can be indexed through reinforcement-learning model parameters (learning rate, exploration-exploitation balance) derived from probabilistic reversal-learning tasks (Frank et al., 2004). Degraded gating (as in Parkinson’s disease) should produce specifically elevated</w:t>
       </w:r>
       <w:r>
         <w:t xml:space="preserve"> </w:t>
@@ -8192,7 +9025,7 @@
         <w:t xml:space="preserve"> </w:t>
       </w:r>
       <w:r>
-        <w:t xml:space="preserve">— experienced as constraint, obligation, and restriction — should bias language production toward constraint modals. Low</w:t>
+        <w:t xml:space="preserve">(experienced as constraint, obligation, and restriction) should bias language production toward constraint modals. Low</w:t>
       </w:r>
       <w:r>
         <w:t xml:space="preserve"> </w:t>
@@ -8218,7 +9051,7 @@
         <w:t xml:space="preserve"> </w:t>
       </w:r>
       <w:r>
-        <w:t xml:space="preserve">— experienced as agency, possibility, and flow — should bias toward possibility modals.</w:t>
+        <w:t xml:space="preserve">(experienced as agency, possibility, and flow) should bias toward possibility modals.</w:t>
       </w:r>
     </w:p>
     <w:p>
@@ -8955,7 +9788,7 @@
         <w:pStyle w:val="FirstParagraph"/>
       </w:pPr>
       <w:r>
-        <w:t xml:space="preserve">This controls for major non-theoretical variance sources: education level, interview context, prompt wording, interviewer style, global affective-word prevalence, and lexical diversity. Recommended reliability checks are split-half agreement, inter-rater agreement for modal tagging (if manual annotation is used), and longitudinal ICC in repeated sessions. To reduce floor/ceiling instability, analyses should exclude samples with fewer than 10 total modal tokens.</w:t>
+        <w:t xml:space="preserve">This controls for major non-theoretical variance sources: education level, interview context, prompt wording, interviewer style, global affective-word prevalence, and lexical diversity. Recommended reliability checks are split-half agreement, inter-rater agreement for modal tagging (if manual annotation is used), and longitudinal intraclass correlation coefficient (ICC) in repeated sessions. To reduce floor/ceiling instability, analyses should exclude samples with fewer than 10 total modal tokens.</w:t>
       </w:r>
     </w:p>
     <w:p>
@@ -9078,7 +9911,7 @@
         <w:pStyle w:val="FirstParagraph"/>
       </w:pPr>
       <w:r>
-        <w:t xml:space="preserve">The central operationalization claim is that the four proxy classes converge on a single latent variable —</w:t>
+        <w:t xml:space="preserve">The central operationalization claim is that the four proxy classes converge on a single latent variable,</w:t>
       </w:r>
       <w:r>
         <w:t xml:space="preserve"> </w:t>
@@ -9101,10 +9934,7 @@
         </ns3:sSub>
       </ns3:oMath>
       <w:r>
-        <w:t xml:space="preserve"> </w:t>
-      </w:r>
-      <w:r>
-        <w:t xml:space="preserve">— rather than measuring four independent constructs. This claim is testable through structural equation modeling (SEM).</w:t>
+        <w:t xml:space="preserve">, rather than measuring four independent constructs. This claim is testable through structural equation modeling (SEM).</w:t>
       </w:r>
     </w:p>
     <w:p>
@@ -9177,16 +10007,12 @@
         <w:t xml:space="preserve">Within-behavioral CFA</w:t>
       </w:r>
       <w:r>
-        <w:t xml:space="preserve">: fit a correlated three-factor Miyake-style model (shifting, inhibition, flexibility) and test whether a second-order general factor provides acceptable fit (</w:t>
-      </w:r>
-      <ns3:oMath>
-        <ns3:r>
-          <ns3:rPr>
-            <ns3:nor/>
-            <ns3:sty ns3:val="p"/>
-          </ns3:rPr>
-          <ns3:t>CFI</ns3:t>
-        </ns3:r>
+        <w:t xml:space="preserve">: fit a correlated three-factor Miyake-style model (shifting, inhibition, flexibility) and test whether a second-order general factor provides acceptable fit (comparative fit index, CFI,</w:t>
+      </w:r>
+      <w:r>
+        <w:t xml:space="preserve"> </w:t>
+      </w:r>
+      <ns3:oMath>
         <ns3:r>
           <ns3:rPr>
             <ns3:sty ns3:val="p"/>
@@ -9198,19 +10024,12 @@
         </ns3:r>
       </ns3:oMath>
       <w:r>
-        <w:t xml:space="preserve">,</w:t>
-      </w:r>
-      <w:r>
-        <w:t xml:space="preserve"> </w:t>
-      </w:r>
-      <ns3:oMath>
-        <ns3:r>
-          <ns3:rPr>
-            <ns3:nor/>
-            <ns3:sty ns3:val="p"/>
-          </ns3:rPr>
-          <ns3:t>RMSEA</ns3:t>
-        </ns3:r>
+        <w:t xml:space="preserve">; root mean square error of approximation, RMSEA,</w:t>
+      </w:r>
+      <w:r>
+        <w:t xml:space="preserve"> </w:t>
+      </w:r>
+      <ns3:oMath>
         <ns3:r>
           <ns3:rPr>
             <ns3:sty ns3:val="p"/>
@@ -10058,7 +10877,7 @@
         <w:t xml:space="preserve">“depressive realism”</w:t>
       </w:r>
       <w:r>
-        <w:t xml:space="preserve">; Alloy and Abramson, 1979) — the agent correctly identifies what actions would be beneficial. However, the friction cost of</w:t>
+        <w:t xml:space="preserve">; Alloy and Abramson, 1979): the agent correctly identifies what actions would be beneficial. However, the friction cost of</w:t>
       </w:r>
       <w:r>
         <w:t xml:space="preserve"> </w:t>
@@ -10447,10 +11266,60 @@
         </ns3:r>
       </ns3:oMath>
       <w:r>
-        <w:t xml:space="preserve"> </w:t>
-      </w:r>
-      <w:r>
-        <w:t xml:space="preserve">— the resistance of the parameter space to state transitions. The compulsive behavior occupies a local minimum in the friction landscape with extremely steep walls, making it energetically prohibitive to transition to alternative states.</w:t>
+        <w:t xml:space="preserve">, the resistance of the parameter space to state transitions. This is not a new parameter but the same viscosity introduced behaviorally in Section 3.1, where perseverative errors were said to index</w:t>
+      </w:r>
+      <w:r>
+        <w:t xml:space="preserve"> </w:t>
+      </w:r>
+      <ns3:oMath>
+        <ns3:r>
+          <ns3:t>η</ns3:t>
+        </ns3:r>
+        <ns3:r>
+          <ns3:rPr>
+            <ns3:sty ns3:val="p"/>
+          </ns3:rPr>
+          <ns3:t>∝</ns3:t>
+        </ns3:r>
+        <ns3:r>
+          <ns3:rPr>
+            <ns3:sty ns3:val="p"/>
+          </ns3:rPr>
+          <ns3:t>∂</ns3:t>
+        </ns3:r>
+        <ns3:sSub>
+          <ns3:e>
+            <ns3:r>
+              <ns3:rPr>
+                <ns3:sty ns3:val="p"/>
+              </ns3:rPr>
+              <ns3:t>Ψ</ns3:t>
+            </ns3:r>
+          </ns3:e>
+          <ns3:sub>
+            <ns3:r>
+              <ns3:t>f</ns3:t>
+            </ns3:r>
+          </ns3:sub>
+        </ns3:sSub>
+        <ns3:r>
+          <ns3:rPr>
+            <ns3:sty ns3:val="p"/>
+          </ns3:rPr>
+          <ns3:t>/</ns3:t>
+        </ns3:r>
+        <ns3:r>
+          <ns3:rPr>
+            <ns3:sty ns3:val="p"/>
+          </ns3:rPr>
+          <ns3:t>∂</ns3:t>
+        </ns3:r>
+        <ns3:r>
+          <ns3:t>θ</ns3:t>
+        </ns3:r>
+      </ns3:oMath>
+      <w:r>
+        <w:t xml:space="preserve">: the sensitivity of friction to changes in the control parameters. High viscosity means that moving the parameters even slightly incurs a large friction increment, so the system resists transitions. The compulsive behavior occupies a local minimum in the friction landscape with extremely steep walls, making it energetically prohibitive to transition to alternative states.</w:t>
       </w:r>
     </w:p>
     <w:p>
@@ -11082,7 +11951,7 @@
         <w:t xml:space="preserve"> </w:t>
       </w:r>
       <w:r>
-        <w:t xml:space="preserve">constructions. Expansion prediction is relatively preserved PCI (system not globally bandwidth-depleted but dynamically stuck). The discriminator from depression is elevated</w:t>
+        <w:t xml:space="preserve">constructions. Expansion prediction is relatively preserved PCI (system not globally bandwidth-depleted but dynamically stuck). The proposed discriminator from depression is elevated</w:t>
       </w:r>
       <w:r>
         <w:t xml:space="preserve"> </w:t>
@@ -11098,7 +11967,50 @@
         <w:t xml:space="preserve"> </w:t>
       </w:r>
       <w:r>
-        <w:t xml:space="preserve">friction with comparatively preserved maintenance capacity.</w:t>
+        <w:t xml:space="preserve">friction with comparatively preserved maintenance capacity. We stress that this is a claim about relative profile, not a clean dividing line: depression also impairs task-switching, so the two conditions overlap on any single switching measure. The framework’s differentiating bet is therefore on the</w:t>
+      </w:r>
+      <w:r>
+        <w:t xml:space="preserve"> </w:t>
+      </w:r>
+      <w:r>
+        <w:rPr>
+          <w:i/>
+          <w:iCs/>
+        </w:rPr>
+        <w:t xml:space="preserve">pattern</w:t>
+      </w:r>
+      <w:r>
+        <w:t xml:space="preserve"> </w:t>
+      </w:r>
+      <w:r>
+        <w:t xml:space="preserve">across proxies (in OCD, cue-specific switching cost and the highest constraint-modal</w:t>
+      </w:r>
+      <w:r>
+        <w:t xml:space="preserve"> </w:t>
+      </w:r>
+      <ns3:oMath>
+        <ns3:sSub>
+          <ns3:e>
+            <ns3:r>
+              <ns3:t>μ</ns3:t>
+            </ns3:r>
+          </ns3:e>
+          <ns3:sub>
+            <ns3:r>
+              <ns3:rPr>
+                <ns3:nor/>
+                <ns3:sty ns3:val="p"/>
+              </ns3:rPr>
+              <ns3:t>sem</ns3:t>
+            </ns3:r>
+          </ns3:sub>
+        </ns3:sSub>
+      </ns3:oMath>
+      <w:r>
+        <w:t xml:space="preserve"> </w:t>
+      </w:r>
+      <w:r>
+        <w:t xml:space="preserve">against comparatively preserved maintenance and global PCI; in MDD, broader maintenance-side involvement with cortisol flattening and oxidative coupling) rather than on switching cost alone. Because this overlap is a genuine boundary risk for the account, we return to it explicitly in the Limitations (Section 6.3).</w:t>
       </w:r>
     </w:p>
     <w:bookmarkEnd w:id="29"/>
@@ -11116,7 +12028,7 @@
         <w:pStyle w:val="FirstParagraph"/>
       </w:pPr>
       <w:r>
-        <w:t xml:space="preserve">Parkinson’s disease (PD) is modeled as a degradation of the thalamo-basal ganglia selection gate — the circuit that converts motor plans stored in slower control variables into initiated actions in the active motor state.</w:t>
+        <w:t xml:space="preserve">Parkinson’s disease (PD) is modeled as a degradation of the thalamo-basal ganglia selection gate, the circuit that converts motor plans stored in slower control variables into initiated actions in the active motor state.</w:t>
       </w:r>
     </w:p>
     <w:p>
@@ -11356,7 +12268,74 @@
         <w:t xml:space="preserve"> </w:t>
       </w:r>
       <w:r>
-        <w:t xml:space="preserve">are participant-specific normalization constants (e.g., baseline grip force and baseline initiation friction estimate). As dopaminergic availability decreases,</w:t>
+        <w:t xml:space="preserve">are participant-specific normalization constants (e.g., baseline grip force and baseline initiation friction estimate). The anchoring index is not an independent construct: its denominator,</w:t>
+      </w:r>
+      <w:r>
+        <w:t xml:space="preserve"> </w:t>
+      </w:r>
+      <ns3:oMath>
+        <ns3:sSubSup>
+          <ns3:e>
+            <ns3:r>
+              <ns3:rPr>
+                <ns3:sty ns3:val="p"/>
+              </ns3:rPr>
+              <ns3:t>Ψ</ns3:t>
+            </ns3:r>
+          </ns3:e>
+          <ns3:sub>
+            <ns3:r>
+              <ns3:t>f</ns3:t>
+            </ns3:r>
+          </ns3:sub>
+          <ns3:sup>
+            <ns3:r>
+              <ns3:rPr>
+                <ns3:nor/>
+                <ns3:sty ns3:val="p"/>
+              </ns3:rPr>
+              <ns3:t>initiation</ns3:t>
+            </ns3:r>
+          </ns3:sup>
+        </ns3:sSubSup>
+      </ns3:oMath>
+      <w:r>
+        <w:t xml:space="preserve">, is simply the action-initiation friction</w:t>
+      </w:r>
+      <w:r>
+        <w:t xml:space="preserve"> </w:t>
+      </w:r>
+      <ns3:oMath>
+        <ns3:sSubSup>
+          <ns3:e>
+            <ns3:r>
+              <ns3:rPr>
+                <ns3:sty ns3:val="p"/>
+              </ns3:rPr>
+              <ns3:t>Ψ</ns3:t>
+            </ns3:r>
+          </ns3:e>
+          <ns3:sub>
+            <ns3:r>
+              <ns3:t>f</ns3:t>
+            </ns3:r>
+          </ns3:sub>
+          <ns3:sup>
+            <ns3:r>
+              <ns3:rPr>
+                <ns3:nor/>
+                <ns3:sty ns3:val="p"/>
+              </ns3:rPr>
+              <ns3:t>action</ns3:t>
+            </ns3:r>
+          </ns3:sup>
+        </ns3:sSubSup>
+      </ns3:oMath>
+      <w:r>
+        <w:t xml:space="preserve"> </w:t>
+      </w:r>
+      <w:r>
+        <w:t xml:space="preserve">from the knowing–doing inequality (Eq. 7) applied to the motor domain, and the ratio expresses how much realized bodily output (grip force) a unit of initiation friction actually yields. As dopaminergic availability decreases, initiation friction rises, and</w:t>
       </w:r>
       <w:r>
         <w:t xml:space="preserve"> </w:t>
@@ -11396,7 +12375,63 @@
         </ns3:r>
       </ns3:oMath>
       <w:r>
-        <w:t xml:space="preserve">: the agent can generate a motor plan but fails to anchor execution in embodied output.</w:t>
+        <w:t xml:space="preserve">: the agent can generate a motor plan but fails to anchor execution in embodied output. This is the motor-domain instance of the general knowing–doing gap, where</w:t>
+      </w:r>
+      <w:r>
+        <w:t xml:space="preserve"> </w:t>
+      </w:r>
+      <w:r>
+        <w:t xml:space="preserve">“knowing”</w:t>
+      </w:r>
+      <w:r>
+        <w:t xml:space="preserve"> </w:t>
+      </w:r>
+      <w:r>
+        <w:t xml:space="preserve">is the intact motor plan and</w:t>
+      </w:r>
+      <w:r>
+        <w:t xml:space="preserve"> </w:t>
+      </w:r>
+      <w:r>
+        <w:t xml:space="preserve">“can’t do”</w:t>
+      </w:r>
+      <w:r>
+        <w:t xml:space="preserve"> </w:t>
+      </w:r>
+      <w:r>
+        <w:t xml:space="preserve">is the failure to pay</w:t>
+      </w:r>
+      <w:r>
+        <w:t xml:space="preserve"> </w:t>
+      </w:r>
+      <ns3:oMath>
+        <ns3:sSubSup>
+          <ns3:e>
+            <ns3:r>
+              <ns3:rPr>
+                <ns3:sty ns3:val="p"/>
+              </ns3:rPr>
+              <ns3:t>Ψ</ns3:t>
+            </ns3:r>
+          </ns3:e>
+          <ns3:sub>
+            <ns3:r>
+              <ns3:t>f</ns3:t>
+            </ns3:r>
+          </ns3:sub>
+          <ns3:sup>
+            <ns3:r>
+              <ns3:rPr>
+                <ns3:nor/>
+                <ns3:sty ns3:val="p"/>
+              </ns3:rPr>
+              <ns3:t>action</ns3:t>
+            </ns3:r>
+          </ns3:sup>
+        </ns3:sSubSup>
+      </ns3:oMath>
+      <w:r>
+        <w:t xml:space="preserve">.</w:t>
       </w:r>
     </w:p>
     <w:p>
@@ -11915,10 +12950,7 @@
         <w:t xml:space="preserve">individually falsifiable</w:t>
       </w:r>
       <w:r>
-        <w:t xml:space="preserve"> </w:t>
-      </w:r>
-      <w:r>
-        <w:t xml:space="preserve">— rejection of any single hypothesis does not invalidate the entire framework but constrains its scope.</w:t>
+        <w:t xml:space="preserve">: rejection of any single hypothesis does not invalidate the entire framework but constrains its scope.</w:t>
       </w:r>
     </w:p>
     <w:bookmarkStart w:id="34" w:name="X4c90f1f699d81aa33deaa0d51db7e9c6438b526"/>
@@ -12325,7 +13357,23 @@
         <w:t xml:space="preserve"> </w:t>
       </w:r>
       <w:r>
-        <w:t xml:space="preserve">If (a) no decision-vs-factual context effect is observed for</w:t>
+        <w:t xml:space="preserve">We specify a primary and a secondary test. The</w:t>
+      </w:r>
+      <w:r>
+        <w:t xml:space="preserve"> </w:t>
+      </w:r>
+      <w:r>
+        <w:rPr>
+          <w:i/>
+          <w:iCs/>
+        </w:rPr>
+        <w:t xml:space="preserve">primary</w:t>
+      </w:r>
+      <w:r>
+        <w:t xml:space="preserve"> </w:t>
+      </w:r>
+      <w:r>
+        <w:t xml:space="preserve">test is construct validity: whether a decision-vs-factual context effect is observed for</w:t>
       </w:r>
       <w:r>
         <w:t xml:space="preserve"> </w:t>
@@ -12358,7 +13406,23 @@
         </ns3:sSubSup>
       </ns3:oMath>
       <w:r>
-        <w:t xml:space="preserve">, and (b) adjusted</w:t>
+        <w:t xml:space="preserve">, which is the within-subject signature the framework predicts. The</w:t>
+      </w:r>
+      <w:r>
+        <w:t xml:space="preserve"> </w:t>
+      </w:r>
+      <w:r>
+        <w:rPr>
+          <w:i/>
+          <w:iCs/>
+        </w:rPr>
+        <w:t xml:space="preserve">secondary</w:t>
+      </w:r>
+      <w:r>
+        <w:t xml:space="preserve"> </w:t>
+      </w:r>
+      <w:r>
+        <w:t xml:space="preserve">test is incremental utility: whether adjusted</w:t>
       </w:r>
       <w:r>
         <w:t xml:space="preserve"> </w:t>
@@ -12394,7 +13458,66 @@
         <w:t xml:space="preserve"> </w:t>
       </w:r>
       <w:r>
-        <w:t xml:space="preserve">provides no meaningful incremental variance beyond symptom and affect controls, H72 is rejected and the linguistic proxy class is removed from the core model. The conjunction is intentional: either context sensitivity (supporting within-subject construct validity) or incremental predictive validity (supporting cross-construct utility) is considered sufficient to retain the linguistic probe for further testing, whereas removal is reserved for the case in which both forms of support fail.</w:t>
+        <w:t xml:space="preserve">adds meaningful predictive variance beyond symptom and affect controls. Full support for the linguistic probe requires both. If</w:t>
+      </w:r>
+      <w:r>
+        <w:t xml:space="preserve"> </w:t>
+      </w:r>
+      <w:r>
+        <w:rPr>
+          <w:i/>
+          <w:iCs/>
+        </w:rPr>
+        <w:t xml:space="preserve">either</w:t>
+      </w:r>
+      <w:r>
+        <w:t xml:space="preserve"> </w:t>
+      </w:r>
+      <w:r>
+        <w:t xml:space="preserve">test fails, the probe is downgraded and retained only as an exploratory, secondary indicator rather than a core-chain marker. If</w:t>
+      </w:r>
+      <w:r>
+        <w:t xml:space="preserve"> </w:t>
+      </w:r>
+      <w:r>
+        <w:rPr>
+          <w:i/>
+          <w:iCs/>
+        </w:rPr>
+        <w:t xml:space="preserve">both</w:t>
+      </w:r>
+      <w:r>
+        <w:t xml:space="preserve"> </w:t>
+      </w:r>
+      <w:r>
+        <w:t xml:space="preserve">tests fail,</w:t>
+      </w:r>
+      <w:r>
+        <w:t xml:space="preserve"> </w:t>
+      </w:r>
+      <ns3:oMath>
+        <ns3:sSub>
+          <ns3:e>
+            <ns3:r>
+              <ns3:t>μ</ns3:t>
+            </ns3:r>
+          </ns3:e>
+          <ns3:sub>
+            <ns3:r>
+              <ns3:rPr>
+                <ns3:nor/>
+                <ns3:sty ns3:val="p"/>
+              </ns3:rPr>
+              <ns3:t>sem</ns3:t>
+            </ns3:r>
+          </ns3:sub>
+        </ns3:sSub>
+      </ns3:oMath>
+      <w:r>
+        <w:t xml:space="preserve"> </w:t>
+      </w:r>
+      <w:r>
+        <w:t xml:space="preserve">is removed from the core model entirely. This graded rule ties the primary decision to construct validity while still crediting incremental utility as secondary evidence.</w:t>
       </w:r>
     </w:p>
     <w:p>
@@ -12880,7 +14003,7 @@
         <w:t xml:space="preserve"> </w:t>
       </w:r>
       <w:r>
-        <w:t xml:space="preserve">Decisions that require overriding default or habitual responses — operationalized as choosing the counter-habitual option in a trained stimulus-response compatibility task — produce higher</w:t>
+        <w:t xml:space="preserve">Decisions that require overriding default or habitual responses (operationalized as choosing the counter-habitual option in a trained stimulus-response compatibility task) produce higher</w:t>
       </w:r>
       <w:r>
         <w:t xml:space="preserve"> </w:t>
@@ -13172,7 +14295,7 @@
         <w:t xml:space="preserve"> </w:t>
       </w:r>
       <w:r>
-        <w:t xml:space="preserve">Cross-sectional comparison. Each participant completes the full behavioral task battery (§3.1), provides salivary cortisol and blood samples for ROS assays, and undergoes HRV recording. MDD diagnosis is confirmed via structured clinical interview (SCID-5). Predefined exclusion/covariate set includes acute inflammatory disease, systemic steroid or high-dose antioxidant use, unstable medical illness, substance dependence, antidepressant class/dose (e.g., SSRI/SNRI), illness duration, episode severity, anxiety comorbidity, and sleep-quality index.</w:t>
+        <w:t xml:space="preserve">Cross-sectional comparison. Each participant completes the full behavioral task battery (§3.1), provides salivary cortisol and blood samples for ROS assays, and undergoes HRV recording. MDD diagnosis is confirmed via the Structured Clinical Interview for DSM-5 (SCID-5). Predefined exclusion/covariate set includes acute inflammatory disease, systemic steroid or high-dose antioxidant use, unstable medical illness, substance dependence, antidepressant class/dose (e.g., selective serotonin reuptake inhibitors, SSRIs, or serotonin–norepinephrine reuptake inhibitors, SNRIs), illness duration, episode severity, anxiety comorbidity, and sleep-quality index.</w:t>
       </w:r>
     </w:p>
     <w:p>
@@ -13331,13 +14454,13 @@
         </ns3:r>
       </ns3:oMath>
       <w:r>
-        <w:t xml:space="preserve">), the OCD group shows meaningfully higher</w:t>
-      </w:r>
-      <w:r>
-        <w:t xml:space="preserve"> </w:t>
-      </w:r>
-      <ns3:oMath>
-        <ns3:sSub>
+        <w:t xml:space="preserve">), we predict</w:t>
+      </w:r>
+      <w:r>
+        <w:t xml:space="preserve"> </w:t>
+      </w:r>
+      <ns3:oMath>
+        <ns3:sSubSup>
           <ns3:e>
             <ns3:r>
               <ns3:t>μ</ns3:t>
@@ -13352,79 +14475,217 @@
               <ns3:t>sem</ns3:t>
             </ns3:r>
           </ns3:sub>
-        </ns3:sSub>
-      </ns3:oMath>
-      <w:r>
-        <w:t xml:space="preserve"> </w:t>
-      </w:r>
-      <w:r>
-        <w:t xml:space="preserve">than both MDD and control groups, driven specifically by elevated frequency of constraint modals.</w:t>
-      </w:r>
-    </w:p>
-    <w:p>
-      <w:pPr>
-        <w:pStyle w:val="BodyText"/>
-      </w:pPr>
+          <ns3:sup>
+            <ns3:r>
+              <ns3:rPr>
+                <ns3:nor/>
+                <ns3:sty ns3:val="p"/>
+              </ns3:rPr>
+              <ns3:t>OCD</ns3:t>
+            </ns3:r>
+          </ns3:sup>
+        </ns3:sSubSup>
+        <ns3:r>
+          <ns3:rPr>
+            <ns3:sty ns3:val="p"/>
+          </ns3:rPr>
+          <ns3:t>&gt;</ns3:t>
+        </ns3:r>
+        <ns3:sSubSup>
+          <ns3:e>
+            <ns3:r>
+              <ns3:t>μ</ns3:t>
+            </ns3:r>
+          </ns3:e>
+          <ns3:sub>
+            <ns3:r>
+              <ns3:rPr>
+                <ns3:nor/>
+                <ns3:sty ns3:val="p"/>
+              </ns3:rPr>
+              <ns3:t>sem</ns3:t>
+            </ns3:r>
+          </ns3:sub>
+          <ns3:sup>
+            <ns3:r>
+              <ns3:rPr>
+                <ns3:nor/>
+                <ns3:sty ns3:val="p"/>
+              </ns3:rPr>
+              <ns3:t>MDD</ns3:t>
+            </ns3:r>
+          </ns3:sup>
+        </ns3:sSubSup>
+        <ns3:r>
+          <ns3:rPr>
+            <ns3:sty ns3:val="p"/>
+          </ns3:rPr>
+          <ns3:t>&gt;</ns3:t>
+        </ns3:r>
+        <ns3:sSubSup>
+          <ns3:e>
+            <ns3:r>
+              <ns3:t>μ</ns3:t>
+            </ns3:r>
+          </ns3:e>
+          <ns3:sub>
+            <ns3:r>
+              <ns3:rPr>
+                <ns3:nor/>
+                <ns3:sty ns3:val="p"/>
+              </ns3:rPr>
+              <ns3:t>sem</ns3:t>
+            </ns3:r>
+          </ns3:sub>
+          <ns3:sup>
+            <ns3:r>
+              <ns3:rPr>
+                <ns3:nor/>
+                <ns3:sty ns3:val="p"/>
+              </ns3:rPr>
+              <ns3:t>controls</ns3:t>
+            </ns3:r>
+          </ns3:sup>
+        </ns3:sSubSup>
+      </ns3:oMath>
+      <w:r>
+        <w:t xml:space="preserve">, driven specifically by elevated frequency of constraint modals. These two inequalities are not equivalent, and it is worth stating what each one buys. The contrast</w:t>
+      </w:r>
+      <w:r>
+        <w:t xml:space="preserve"> </w:t>
+      </w:r>
       <w:r>
         <w:rPr>
           <w:b/>
           <w:bCs/>
         </w:rPr>
-        <w:t xml:space="preserve">Protocol.</w:t>
-      </w:r>
-      <w:r>
-        <w:t xml:space="preserve"> </w:t>
-      </w:r>
-      <w:r>
-        <w:t xml:space="preserve">Each participant completes a 20-minute semi-structured clinical interview (using the Yale-Brown Obsessive Compulsive Scale for OCD group, Hamilton Depression Rating Scale for MDD group) plus a standardized free-narrative prompt (</w:t>
-      </w:r>
-      <w:r>
-        <w:t xml:space="preserve">“Describe your daily routine and the challenges you face”</w:t>
-      </w:r>
-      <w:r>
-        <w:t xml:space="preserve">). Transcripts are analyzed for</w:t>
-      </w:r>
-      <w:r>
-        <w:t xml:space="preserve"> </w:t>
-      </w:r>
-      <ns3:oMath>
-        <ns3:sSub>
-          <ns3:e>
-            <ns3:r>
-              <ns3:t>μ</ns3:t>
-            </ns3:r>
-          </ns3:e>
-          <ns3:sub>
-            <ns3:r>
-              <ns3:rPr>
-                <ns3:nor/>
-                <ns3:sty ns3:val="p"/>
-              </ns3:rPr>
-              <ns3:t>sem</ns3:t>
-            </ns3:r>
-          </ns3:sub>
-        </ns3:sSub>
-      </ns3:oMath>
-      <w:r>
-        <w:t xml:space="preserve">. Minimal adjustment set includes SSRI/antipsychotic augmentation status, benzodiazepine use, illness duration, anxiety and sleep comorbidity indices, and interviewer random effects.</w:t>
-      </w:r>
-    </w:p>
-    <w:p>
-      <w:pPr>
-        <w:pStyle w:val="BodyText"/>
-      </w:pPr>
+        <w:t xml:space="preserve">OCD &gt; controls</w:t>
+      </w:r>
+      <w:r>
+        <w:t xml:space="preserve"> </w:t>
+      </w:r>
+      <w:r>
+        <w:t xml:space="preserve">would establish only the weaker, more general claim that friction leaves a constraint-modal signature in language at all; both OCD and MDD are elevated-friction states, so an elevation over healthy controls is expected under the framework but does not by itself distinguish disorders. The contrast</w:t>
+      </w:r>
+      <w:r>
+        <w:t xml:space="preserve"> </w:t>
+      </w:r>
       <w:r>
         <w:rPr>
           <w:b/>
           <w:bCs/>
         </w:rPr>
+        <w:t xml:space="preserve">OCD &gt; MDD</w:t>
+      </w:r>
+      <w:r>
+        <w:t xml:space="preserve"> </w:t>
+      </w:r>
+      <w:r>
+        <w:t xml:space="preserve">is the stronger and genuinely disorder-differentiating claim: it is what the switching-viscosity account specifically predicts (constraint-dominant modal output should peak where switching is most rigidly trapped), and it is the result that would separate</w:t>
+      </w:r>
+      <w:r>
+        <w:t xml:space="preserve"> </w:t>
+      </w:r>
+      <ns3:oMath>
+        <ns3:sSub>
+          <ns3:e>
+            <ns3:r>
+              <ns3:rPr>
+                <ns3:sty ns3:val="p"/>
+              </ns3:rPr>
+              <ns3:t>Ψ</ns3:t>
+            </ns3:r>
+          </ns3:e>
+          <ns3:sub>
+            <ns3:r>
+              <ns3:t>f</ns3:t>
+            </ns3:r>
+          </ns3:sub>
+        </ns3:sSub>
+      </ns3:oMath>
+      <w:r>
+        <w:t xml:space="preserve"> </w:t>
+      </w:r>
+      <w:r>
+        <w:t xml:space="preserve">from a generic</w:t>
+      </w:r>
+      <w:r>
+        <w:t xml:space="preserve"> </w:t>
+      </w:r>
+      <w:r>
+        <w:t xml:space="preserve">“any distress raises constraint language”</w:t>
+      </w:r>
+      <w:r>
+        <w:t xml:space="preserve"> </w:t>
+      </w:r>
+      <w:r>
+        <w:t xml:space="preserve">account.</w:t>
+      </w:r>
+    </w:p>
+    <w:p>
+      <w:pPr>
+        <w:pStyle w:val="BodyText"/>
+      </w:pPr>
+      <w:r>
+        <w:rPr>
+          <w:b/>
+          <w:bCs/>
+        </w:rPr>
+        <w:t xml:space="preserve">Protocol.</w:t>
+      </w:r>
+      <w:r>
+        <w:t xml:space="preserve"> </w:t>
+      </w:r>
+      <w:r>
+        <w:t xml:space="preserve">Each participant completes a 20-minute semi-structured clinical interview (using the Yale-Brown Obsessive Compulsive Scale for OCD group, Hamilton Depression Rating Scale for MDD group) plus a standardized free-narrative prompt (</w:t>
+      </w:r>
+      <w:r>
+        <w:t xml:space="preserve">“Describe your daily routine and the challenges you face”</w:t>
+      </w:r>
+      <w:r>
+        <w:t xml:space="preserve">). Transcripts are analyzed for</w:t>
+      </w:r>
+      <w:r>
+        <w:t xml:space="preserve"> </w:t>
+      </w:r>
+      <ns3:oMath>
+        <ns3:sSub>
+          <ns3:e>
+            <ns3:r>
+              <ns3:t>μ</ns3:t>
+            </ns3:r>
+          </ns3:e>
+          <ns3:sub>
+            <ns3:r>
+              <ns3:rPr>
+                <ns3:nor/>
+                <ns3:sty ns3:val="p"/>
+              </ns3:rPr>
+              <ns3:t>sem</ns3:t>
+            </ns3:r>
+          </ns3:sub>
+        </ns3:sSub>
+      </ns3:oMath>
+      <w:r>
+        <w:t xml:space="preserve">. Minimal adjustment set includes SSRI/antipsychotic augmentation status, benzodiazepine use, illness duration, anxiety and sleep comorbidity indices, and interviewer random effects.</w:t>
+      </w:r>
+    </w:p>
+    <w:p>
+      <w:pPr>
+        <w:pStyle w:val="BodyText"/>
+      </w:pPr>
+      <w:r>
+        <w:rPr>
+          <w:b/>
+          <w:bCs/>
+        </w:rPr>
         <w:t xml:space="preserve">Falsification criterion.</w:t>
       </w:r>
       <w:r>
         <w:t xml:space="preserve"> </w:t>
       </w:r>
       <w:r>
-        <w:t xml:space="preserve">If OCD</w:t>
+        <w:t xml:space="preserve">The two claims are rejected at different levels. If OCD</w:t>
       </w:r>
       <w:r>
         <w:t xml:space="preserve"> </w:t>
@@ -13451,7 +14712,17 @@
         <w:t xml:space="preserve"> </w:t>
       </w:r>
       <w:r>
-        <w:t xml:space="preserve">does not reliably exceed healthy control</w:t>
+        <w:t xml:space="preserve">does not reliably exceed</w:t>
+      </w:r>
+      <w:r>
+        <w:t xml:space="preserve"> </w:t>
+      </w:r>
+      <w:r>
+        <w:rPr>
+          <w:i/>
+          <w:iCs/>
+        </w:rPr>
+        <w:t xml:space="preserve">healthy control</w:t>
       </w:r>
       <w:r>
         <w:t xml:space="preserve"> </w:t>
@@ -13475,7 +14746,63 @@
         </ns3:sSub>
       </ns3:oMath>
       <w:r>
-        <w:t xml:space="preserve">, the disorder-specific linguistic signature model is rejected.</w:t>
+        <w:t xml:space="preserve">, the linguistic proxy fails even its weak form, and the modal signature is abandoned as a friction marker. If OCD exceeds controls but does</w:t>
+      </w:r>
+      <w:r>
+        <w:t xml:space="preserve"> </w:t>
+      </w:r>
+      <w:r>
+        <w:rPr>
+          <w:i/>
+          <w:iCs/>
+        </w:rPr>
+        <w:t xml:space="preserve">not</w:t>
+      </w:r>
+      <w:r>
+        <w:t xml:space="preserve"> </w:t>
+      </w:r>
+      <w:r>
+        <w:t xml:space="preserve">reliably exceed</w:t>
+      </w:r>
+      <w:r>
+        <w:t xml:space="preserve"> </w:t>
+      </w:r>
+      <w:r>
+        <w:rPr>
+          <w:i/>
+          <w:iCs/>
+        </w:rPr>
+        <w:t xml:space="preserve">MDD</w:t>
+      </w:r>
+      <w:r>
+        <w:t xml:space="preserve">, the weak form survives but the disorder-differentiating claim is rejected:</w:t>
+      </w:r>
+      <w:r>
+        <w:t xml:space="preserve"> </w:t>
+      </w:r>
+      <ns3:oMath>
+        <ns3:sSub>
+          <ns3:e>
+            <ns3:r>
+              <ns3:t>μ</ns3:t>
+            </ns3:r>
+          </ns3:e>
+          <ns3:sub>
+            <ns3:r>
+              <ns3:rPr>
+                <ns3:nor/>
+                <ns3:sty ns3:val="p"/>
+              </ns3:rPr>
+              <ns3:t>sem</ns3:t>
+            </ns3:r>
+          </ns3:sub>
+        </ns3:sSub>
+      </ns3:oMath>
+      <w:r>
+        <w:t xml:space="preserve"> </w:t>
+      </w:r>
+      <w:r>
+        <w:t xml:space="preserve">is then retained as a transdiagnostic friction index rather than as an OCD-specific signature. Only the joint result OCD &gt; MDD &gt; controls supports the full switching-viscosity prediction.</w:t>
       </w:r>
     </w:p>
     <w:bookmarkEnd w:id="38"/>
@@ -13988,7 +15315,7 @@
         <w:t xml:space="preserve"> </w:t>
       </w:r>
       <w:r>
-        <w:t xml:space="preserve">framework addresses a persistent gap in cognitive neuroscience: the absence of a cross-modal cost quantity that unifies behavioral, physiological, neural, and linguistic signatures of executive breakdown under a formal selection-budget constraint. By deriving the knowing–doing gap as bandwidth saturation (Equation 7) rather than as a domain-specific failure, the framework generates testable predictions that current models — cognitive load theory, FEP, IIT, allostatic load — do not individually produce.</w:t>
+        <w:t xml:space="preserve">framework addresses a persistent gap in cognitive neuroscience: the absence of a cross-modal cost quantity that unifies behavioral, physiological, neural, and linguistic signatures of executive breakdown under a formal selection-budget constraint. By deriving the knowing–doing gap as bandwidth saturation (Equation 7) rather than as a domain-specific failure, the framework generates testable predictions that current models (cognitive load theory, FEP, IIT, allostatic load) do not individually produce.</w:t>
       </w:r>
     </w:p>
     <w:p>
@@ -14057,13 +15384,13 @@
         <w:t xml:space="preserve"> </w:t>
       </w:r>
       <w:r>
-        <w:t xml:space="preserve">“knowing exactly what to do but being unable to do it”</w:t>
-      </w:r>
-      <w:r>
-        <w:t xml:space="preserve"> </w:t>
-      </w:r>
-      <w:r>
-        <w:t xml:space="preserve">— a subjective experience that is puzzling under representational, attentional, or motivational accounts.</w:t>
+        <w:t xml:space="preserve">“knowing exactly what to do but being unable to do it,”</w:t>
+      </w:r>
+      <w:r>
+        <w:t xml:space="preserve"> </w:t>
+      </w:r>
+      <w:r>
+        <w:t xml:space="preserve">a subjective experience that is puzzling under representational, attentional, or motivational accounts.</w:t>
       </w:r>
     </w:p>
     <w:bookmarkEnd w:id="41"/>
@@ -14153,7 +15480,7 @@
         <w:t xml:space="preserve"> </w:t>
       </w:r>
       <w:r>
-        <w:t xml:space="preserve">replaces existing frameworks. Rather,</w:t>
+        <w:t xml:space="preserve">replaces or absorbs existing frameworks. Rather,</w:t>
       </w:r>
       <w:r>
         <w:t xml:space="preserve"> </w:t>
@@ -14179,7 +15506,7 @@
         <w:t xml:space="preserve"> </w:t>
       </w:r>
       <w:r>
-        <w:t xml:space="preserve">can be understood as a generalization that subsumes aspects of each: it includes cognitive load as a behavioral special case, allostatic load as a physiological special case, and variational complexity as an information-theoretic special case, while adding explicit cross-modal latent modeling and dissociation predictions.</w:t>
+        <w:t xml:space="preserve">connects aspects of each and extends selected cost-related aspects of them: it relates to cognitive load on the behavioral side, to allostatic load on the physiological side, and to variational complexity on the information-theoretic side, while adding explicit cross-modal latent modeling and dissociation predictions that these frameworks do not individually provide.</w:t>
       </w:r>
     </w:p>
     <w:p>
@@ -14503,7 +15830,7 @@
         <w:pStyle w:val="BodyText"/>
       </w:pPr>
       <w:r>
-        <w:t xml:space="preserve">These distinctions do not make EVC wrong — they mark scope boundaries. If future EVC extensions incorporate cross-modal indicators, nonlinear saturation, and slow dynamics, the two frameworks may converge. The present contribution is that</w:t>
+        <w:t xml:space="preserve">These distinctions do not make EVC wrong; they mark scope boundaries. If future EVC extensions incorporate cross-modal indicators, nonlinear saturation, and slow dynamics, the two frameworks may converge. The present contribution is that</w:t>
       </w:r>
       <w:r>
         <w:t xml:space="preserve"> </w:t>
@@ -14862,7 +16189,116 @@
         <w:pStyle w:val="BodyText"/>
       </w:pPr>
       <w:r>
-        <w:t xml:space="preserve">Seventh, this paper reports</w:t>
+        <w:t xml:space="preserve">Seventh, every proxy proposed here is</w:t>
+      </w:r>
+      <w:r>
+        <w:t xml:space="preserve"> </w:t>
+      </w:r>
+      <w:r>
+        <w:rPr>
+          <w:i/>
+          <w:iCs/>
+        </w:rPr>
+        <w:t xml:space="preserve">indirect</w:t>
+      </w:r>
+      <w:r>
+        <w:t xml:space="preserve">. None of the behavioral, physiological, neural, or linguistic measures observes executive friction directly; each is a downstream correlate standing at some remove from the latent quantity, and each carries its own non-friction variance (task-switch cost reflects general processing speed, HRV reflects fitness and respiration, modal usage reflects register and education). This has two consequences for interpretation. It means construct validity cannot be settled by any single indicator and rests entirely on convergence, so the framework is only as strong as the cross-modal correlation structure in Section 3.5 turns out to be; if that structure is weak, the</w:t>
+      </w:r>
+      <w:r>
+        <w:t xml:space="preserve"> </w:t>
+      </w:r>
+      <w:r>
+        <w:t xml:space="preserve">“friction”</w:t>
+      </w:r>
+      <w:r>
+        <w:t xml:space="preserve"> </w:t>
+      </w:r>
+      <w:r>
+        <w:t xml:space="preserve">label may be over-interpreting a loose bundle of partially related measures. It also means effect sizes at the indicator level will understate the latent association, and that inferences about</w:t>
+      </w:r>
+      <w:r>
+        <w:t xml:space="preserve"> </w:t>
+      </w:r>
+      <ns3:oMath>
+        <ns3:sSub>
+          <ns3:e>
+            <ns3:r>
+              <ns3:rPr>
+                <ns3:sty ns3:val="p"/>
+              </ns3:rPr>
+              <ns3:t>Ψ</ns3:t>
+            </ns3:r>
+          </ns3:e>
+          <ns3:sub>
+            <ns3:r>
+              <ns3:t>f</ns3:t>
+            </ns3:r>
+          </ns3:sub>
+        </ns3:sSub>
+      </ns3:oMath>
+      <w:r>
+        <w:t xml:space="preserve"> </w:t>
+      </w:r>
+      <w:r>
+        <w:t xml:space="preserve">are conditional on the measurement model rather than read straight off the data. We regard demonstrating that these indirect proxies actually cohere, and discriminate</w:t>
+      </w:r>
+      <w:r>
+        <w:t xml:space="preserve"> </w:t>
+      </w:r>
+      <ns3:oMath>
+        <ns3:sSub>
+          <ns3:e>
+            <ns3:r>
+              <ns3:rPr>
+                <ns3:sty ns3:val="p"/>
+              </ns3:rPr>
+              <ns3:t>Ψ</ns3:t>
+            </ns3:r>
+          </ns3:e>
+          <ns3:sub>
+            <ns3:r>
+              <ns3:t>f</ns3:t>
+            </ns3:r>
+          </ns3:sub>
+        </ns3:sSub>
+      </ns3:oMath>
+      <w:r>
+        <w:t xml:space="preserve"> </w:t>
+      </w:r>
+      <w:r>
+        <w:t xml:space="preserve">from adjacent constructs, as the central empirical burden of the program rather than a settled premise.</w:t>
+      </w:r>
+    </w:p>
+    <w:p>
+      <w:pPr>
+        <w:pStyle w:val="BodyText"/>
+      </w:pPr>
+      <w:r>
+        <w:t xml:space="preserve">Eighth, the disorder mappings overlap, and the boundaries between them are provisional. The clearest case is switching: OCD is framed as elevated switching viscosity with preserved maintenance, yet depression also impairs switching, and anxiety, rumination, and generalized psychomotor slowing can each mimic parts of the predicted signatures. The framework’s disorder-specific claims therefore rest on multivariate</w:t>
+      </w:r>
+      <w:r>
+        <w:t xml:space="preserve"> </w:t>
+      </w:r>
+      <w:r>
+        <w:rPr>
+          <w:i/>
+          <w:iCs/>
+        </w:rPr>
+        <w:t xml:space="preserve">profiles</w:t>
+      </w:r>
+      <w:r>
+        <w:t xml:space="preserve"> </w:t>
+      </w:r>
+      <w:r>
+        <w:t xml:space="preserve">(Table 2) and on the paired dissociation contrasts of Section 4.5, not on any single proxy, and they are correspondingly vulnerable: if those contrasts fail to separate the conditions, the clinical mapping should be read as a transdiagnostic severity gradient rather than as a set of distinct disorder signatures. We consider this boundary ambiguity a real risk to the account, not a peripheral caveat.</w:t>
+      </w:r>
+    </w:p>
+    <w:p>
+      <w:pPr>
+        <w:pStyle w:val="BodyText"/>
+      </w:pPr>
+      <w:r>
+        <w:t xml:space="preserve">Ninth, this paper reports</w:t>
       </w:r>
       <w:r>
         <w:t xml:space="preserve"> </w:t>
@@ -14973,7 +16409,7 @@
         <w:t xml:space="preserve"> </w:t>
       </w:r>
       <w:r>
-        <w:t xml:space="preserve">lacks context sensitivity or incremental validity, remove the linguistic probe from the core chain and retain behavioral-physiological modeling.</w:t>
+        <w:t xml:space="preserve">lacks either context sensitivity (primary construct-validity test) or incremental validity (secondary utility test), downgrade the linguistic probe to an exploratory indicator; if it lacks both, remove it from the core chain and retain behavioral-physiological modeling.</w:t>
       </w:r>
     </w:p>
     <w:p>
@@ -15106,7 +16542,7 @@
         <w:t xml:space="preserve"> </w:t>
       </w:r>
       <w:r>
-        <w:t xml:space="preserve">can be extracted from clinical interview transcripts, therapy session recordings, or — with appropriate consent and ethical oversight — naturalistic text data. This enables longitudinal</w:t>
+        <w:t xml:space="preserve">can be extracted from clinical interview transcripts, therapy session recordings, or, with appropriate consent and ethical oversight, naturalistic text data. This enables longitudinal</w:t>
       </w:r>
       <w:r>
         <w:t xml:space="preserve"> </w:t>
@@ -15300,7 +16736,7 @@
         <w:t xml:space="preserve"> </w:t>
       </w:r>
       <w:r>
-        <w:t xml:space="preserve">expansion suggests that combination therapies — pairing pharmacological</w:t>
+        <w:t xml:space="preserve">expansion suggests that combination therapies (pairing pharmacological</w:t>
       </w:r>
       <w:r>
         <w:t xml:space="preserve"> </w:t>
@@ -15353,7 +16789,7 @@
         <w:t xml:space="preserve"> </w:t>
       </w:r>
       <w:r>
-        <w:t xml:space="preserve">training — should show synergistic effects quantifiable as:</w:t>
+        <w:t xml:space="preserve">training) should show synergistic effects quantifiable as:</w:t>
       </w:r>
     </w:p>
     <w:p>
@@ -15535,7 +16971,7 @@
         <w:t xml:space="preserve"> </w:t>
       </w:r>
       <w:r>
-        <w:t xml:space="preserve">through four convergent proxy classes — behavioral, physiological, neural, and linguistic — and demonstrated how the knowing–doing gap emerges as bandwidth saturation when friction cost exceeds available selection power.</w:t>
+        <w:t xml:space="preserve">through four convergent proxy classes (behavioral, physiological, neural, and linguistic), and demonstrated how the knowing–doing gap emerges as bandwidth saturation when friction cost exceeds available selection power.</w:t>
       </w:r>
     </w:p>
     <w:p>
@@ -15577,7 +17013,7 @@
         <w:pStyle w:val="BodyText"/>
       </w:pPr>
       <w:r>
-        <w:t xml:space="preserve">The knowing–doing gap is not merely a clinical curiosity but a window into the control-cost structure of agency. Every act of will — from suppressing a craving to overriding a prejudice to initiating a motor sequence — incurs executive friction. Understanding this cost, measuring it, and learning to modulate it may prove to be consequential for cognitive neuroscience, clinical science, and biomarker-driven translational work.</w:t>
+        <w:t xml:space="preserve">The knowing–doing gap is not merely a clinical curiosity but a window into the control-cost structure of agency. Every act of will, from suppressing a craving to overriding a prejudice to initiating a motor sequence, incurs executive friction. Understanding this cost, measuring it, and learning to modulate it may prove to be consequential for cognitive neuroscience, clinical science, and biomarker-driven translational work.</w:t>
       </w:r>
     </w:p>
     <w:p>
@@ -16408,7 +17844,7 @@
         <w:pStyle w:val="FirstParagraph"/>
       </w:pPr>
       <w:r>
-        <w:t xml:space="preserve">The author declares that the research was conducted in the absence of any commercial or financial relationships that could be construed as a potential conflict of interest.</w:t>
+        <w:t xml:space="preserve">The author is an independent researcher with no institutional, commercial, or governmental affiliation, and the work received no funding from any source. To make this transparent for conflict-of-interest assessment: the author has no employment, consultancy, patent, equity, grant, or other financial relationship with any organization that could benefit from the framework proposed here, and no competing academic interest beyond ordinary scholarly authorship. The manuscript cites one item of the author’s own prior work (Zhang, 2025, listed in Appendix A) solely as an optional background pointer; that reference is non-commercial, confers no financial interest, and is not required for any claim, equation, or hypothesis in this paper. The author therefore declares that the research was conducted in the absence of any commercial or financial relationships that could be construed as a potential conflict of interest.</w:t>
       </w:r>
     </w:p>
     <w:bookmarkEnd w:id="50"/>
@@ -16462,7 +17898,7 @@
         <w:pStyle w:val="FirstParagraph"/>
       </w:pPr>
       <w:r>
-        <w:t xml:space="preserve">The author thanks colleagues and reviewers for critical discussion and manuscript feedback. The author used generative AI systems (Anthropic Claude) for language refinement and structural editing. All AI-assisted content was critically reviewed, revised, and verified by the author, who retains full responsibility for the manuscript.</w:t>
+        <w:t xml:space="preserve">The author thanks the reviewers for their critical and constructive feedback on the manuscript. (Use of generative AI is disclosed separately in the Generative AI Statement below.)</w:t>
       </w:r>
     </w:p>
     <w:bookmarkEnd w:id="53"/>
@@ -16480,7 +17916,7 @@
         <w:pStyle w:val="FirstParagraph"/>
       </w:pPr>
       <w:r>
-        <w:t xml:space="preserve">The author declares that generative AI was used only for drafting and language-structure optimization during manuscript preparation (Anthropic Claude). Generative AI was not used for data generation, statistical analysis, or unverified citation insertion. Final factual accuracy, citation integrity, and scientific claims were checked by the author.</w:t>
+        <w:t xml:space="preserve">The author used generative AI (Anthropic Claude) during manuscript preparation. AI assistance was limited to language editing and structural clarity; the author developed and verified the framework, equations, hypotheses, references, and final content. Generative AI was not used for data generation or statistical analysis. The author takes full responsibility for the accuracy, integrity, and scientific content of the manuscript. This disclosure is provided in the interest of transparency and in accordance with the journal’s policy on AI-assisted authorship.</w:t>
       </w:r>
     </w:p>
     <w:bookmarkEnd w:id="54"/>
@@ -16561,7 +17997,7 @@
         <w:pStyle w:val="FirstParagraph"/>
       </w:pPr>
       <w:r>
-        <w:t xml:space="preserve">FEP, Free Energy Principle; IIT, Integrated Information Theory; MDD, major depressive disorder; OCD, obsessive-compulsive disorder; PD, Parkinson’s disease; HRV, heart rate variability; SCR, skin conductance response; ROS, reactive oxygen species; PCI, perturbational complexity index; WCST, Wisconsin Card Sorting Test; SEM, structural equation modeling; CFA, confirmatory factor analysis.</w:t>
+        <w:t xml:space="preserve">8-OHdG, 8-hydroxy-2’-deoxyguanosine; CAR, cortisol awakening response; CFA, confirmatory factor analysis; CFI, comparative fit index; DCS, diurnal cortisol slope; EVC, expected value of control; FEP, Free Energy Principle; GAD-7, Generalized Anxiety Disorder 7-item scale; GSH/GSSG, reduced-to-oxidized glutathione ratio; HRV, heart rate variability; ICC, intraclass correlation coefficient; IIT, Integrated Information Theory; KL, Kullback–Leibler (divergence); LOO, leave-one-out cross-validation; MDA, malondialdehyde; MDD, major depressive disorder; OCD, obsessive-compulsive disorder; PCI, perturbational complexity index; PD, Parkinson’s disease; PHQ-9, Patient Health Questionnaire 9-item scale; RMSEA, root mean square error of approximation; ROS, reactive oxygen species; SCID-5, Structured Clinical Interview for DSM-5; SCR, skin conductance response; SEM, structural equation modeling; SNRI, serotonin–norepinephrine reuptake inhibitor; SOD, superoxide dismutase; SSRI, selective serotonin reuptake inhibitor; TGC, theta-gamma coupling; TMS, transcranial magnetic stimulation; UPDRS, Unified Parkinson’s Disease Rating Scale; WAIC, Widely Applicable Information Criterion; WCST, Wisconsin Card Sorting Test.</w:t>
       </w:r>
     </w:p>
     <w:p>
@@ -16859,7 +18295,7 @@
         <w:pStyle w:val="BodyText"/>
       </w:pPr>
       <w:r>
-        <w:t xml:space="preserve">Friston, K. (2010). The free-energy principle: A unified brain theory?</w:t>
+        <w:t xml:space="preserve">Friedman, N. P., and Robbins, T. W. (2022). The role of prefrontal cortex in cognitive control and executive function.</w:t>
       </w:r>
       <w:r>
         <w:t xml:space="preserve"> </w:t>
@@ -16869,10 +18305,10 @@
           <w:i/>
           <w:iCs/>
         </w:rPr>
-        <w:t xml:space="preserve">Nature Reviews Neuroscience</w:t>
-      </w:r>
-      <w:r>
-        <w:t xml:space="preserve">, 11(2), 127–138.</w:t>
+        <w:t xml:space="preserve">Neuropsychopharmacology</w:t>
+      </w:r>
+      <w:r>
+        <w:t xml:space="preserve">, 47(1), 72–89.</w:t>
       </w:r>
     </w:p>
     <w:p>
@@ -16880,7 +18316,7 @@
         <w:pStyle w:val="BodyText"/>
       </w:pPr>
       <w:r>
-        <w:t xml:space="preserve">Gaab, J., Rohleder, N., Nater, U. M., and Ehlert, U. (2005). Psychological determinants of the cortisol stress response: The role of anticipatory cognitive appraisal.</w:t>
+        <w:t xml:space="preserve">Friston, K. (2010). The free-energy principle: A unified brain theory?</w:t>
       </w:r>
       <w:r>
         <w:t xml:space="preserve"> </w:t>
@@ -16890,10 +18326,10 @@
           <w:i/>
           <w:iCs/>
         </w:rPr>
-        <w:t xml:space="preserve">Psychoneuroendocrinology</w:t>
-      </w:r>
-      <w:r>
-        <w:t xml:space="preserve">, 30(6), 599–610.</w:t>
+        <w:t xml:space="preserve">Nature Reviews Neuroscience</w:t>
+      </w:r>
+      <w:r>
+        <w:t xml:space="preserve">, 11(2), 127–138.</w:t>
       </w:r>
     </w:p>
     <w:p>
@@ -16901,7 +18337,7 @@
         <w:pStyle w:val="BodyText"/>
       </w:pPr>
       <w:r>
-        <w:t xml:space="preserve">Hagger, M. S., Chatzisarantis, N. L. D., Alberts, H., Anggono, C. O., Batailler, C., Birt, A. R., et al. (2016). A multilab preregistered replication of the ego-depletion effect.</w:t>
+        <w:t xml:space="preserve">Gaab, J., Rohleder, N., Nater, U. M., and Ehlert, U. (2005). Psychological determinants of the cortisol stress response: The role of anticipatory cognitive appraisal.</w:t>
       </w:r>
       <w:r>
         <w:t xml:space="preserve"> </w:t>
@@ -16911,10 +18347,10 @@
           <w:i/>
           <w:iCs/>
         </w:rPr>
-        <w:t xml:space="preserve">Perspectives on Psychological Science</w:t>
-      </w:r>
-      <w:r>
-        <w:t xml:space="preserve">, 11(4), 546–573.</w:t>
+        <w:t xml:space="preserve">Psychoneuroendocrinology</w:t>
+      </w:r>
+      <w:r>
+        <w:t xml:space="preserve">, 30(6), 599–610.</w:t>
       </w:r>
     </w:p>
     <w:p>
@@ -16922,7 +18358,7 @@
         <w:pStyle w:val="BodyText"/>
       </w:pPr>
       <w:r>
-        <w:t xml:space="preserve">Huys, Q. J. M., Maia, T. V., and Frank, M. J. (2016). Computational psychiatry as a bridge from neuroscience to clinical applications.</w:t>
+        <w:t xml:space="preserve">Gillan, C. M., Robbins, T. W., Sahakian, B. J., van den Heuvel, O. A., and van Wingen, G. (2016). The role of habit in compulsivity.</w:t>
       </w:r>
       <w:r>
         <w:t xml:space="preserve"> </w:t>
@@ -16932,10 +18368,10 @@
           <w:i/>
           <w:iCs/>
         </w:rPr>
-        <w:t xml:space="preserve">Nature Neuroscience</w:t>
-      </w:r>
-      <w:r>
-        <w:t xml:space="preserve">, 19(3), 404–413.</w:t>
+        <w:t xml:space="preserve">European Neuropsychopharmacology</w:t>
+      </w:r>
+      <w:r>
+        <w:t xml:space="preserve">, 26(5), 828–840.</w:t>
       </w:r>
     </w:p>
     <w:p>
@@ -16943,7 +18379,7 @@
         <w:pStyle w:val="BodyText"/>
       </w:pPr>
       <w:r>
-        <w:t xml:space="preserve">Kiesel, A., Steinhauser, M., Wendt, M., Falkenstein, M., Jost, K., Philipp, A. M., et al. (2010). Control and interference in task switching — A review.</w:t>
+        <w:t xml:space="preserve">Gollwitzer, P. M. (1999). Implementation intentions: Strong effects of simple plans.</w:t>
       </w:r>
       <w:r>
         <w:t xml:space="preserve"> </w:t>
@@ -16953,10 +18389,10 @@
           <w:i/>
           <w:iCs/>
         </w:rPr>
-        <w:t xml:space="preserve">Psychological Bulletin</w:t>
-      </w:r>
-      <w:r>
-        <w:t xml:space="preserve">, 136(5), 849–874.</w:t>
+        <w:t xml:space="preserve">American Psychologist</w:t>
+      </w:r>
+      <w:r>
+        <w:t xml:space="preserve">, 54(7), 493–503.</w:t>
       </w:r>
     </w:p>
     <w:p>
@@ -16964,7 +18400,7 @@
         <w:pStyle w:val="BodyText"/>
       </w:pPr>
       <w:r>
-        <w:t xml:space="preserve">Kroenke, K., Spitzer, R. L., and Williams, J. B. W. (2001). The PHQ-9: Validity of a brief depression severity measure.</w:t>
+        <w:t xml:space="preserve">Hagger, M. S., Chatzisarantis, N. L. D., Alberts, H., Anggono, C. O., Batailler, C., Birt, A. R., et al. (2016). A multilab preregistered replication of the ego-depletion effect.</w:t>
       </w:r>
       <w:r>
         <w:t xml:space="preserve"> </w:t>
@@ -16974,10 +18410,10 @@
           <w:i/>
           <w:iCs/>
         </w:rPr>
-        <w:t xml:space="preserve">Journal of General Internal Medicine</w:t>
-      </w:r>
-      <w:r>
-        <w:t xml:space="preserve">, 16(9), 606–613.</w:t>
+        <w:t xml:space="preserve">Perspectives on Psychological Science</w:t>
+      </w:r>
+      <w:r>
+        <w:t xml:space="preserve">, 11(4), 546–573.</w:t>
       </w:r>
     </w:p>
     <w:p>
@@ -16985,7 +18421,7 @@
         <w:pStyle w:val="BodyText"/>
       </w:pPr>
       <w:r>
-        <w:t xml:space="preserve">Lisman, J. E., and Idiart, M. A. P. (1995). Storage of 7 ± 2 short-term memories in oscillatory subcycles.</w:t>
+        <w:t xml:space="preserve">Huys, Q. J. M., Maia, T. V., and Frank, M. J. (2016). Computational psychiatry as a bridge from neuroscience to clinical applications.</w:t>
       </w:r>
       <w:r>
         <w:t xml:space="preserve"> </w:t>
@@ -16995,10 +18431,10 @@
           <w:i/>
           <w:iCs/>
         </w:rPr>
-        <w:t xml:space="preserve">Science</w:t>
-      </w:r>
-      <w:r>
-        <w:t xml:space="preserve">, 267(5203), 1512–1515.</w:t>
+        <w:t xml:space="preserve">Nature Neuroscience</w:t>
+      </w:r>
+      <w:r>
+        <w:t xml:space="preserve">, 19(3), 404–413.</w:t>
       </w:r>
     </w:p>
     <w:p>
@@ -17006,7 +18442,7 @@
         <w:pStyle w:val="BodyText"/>
       </w:pPr>
       <w:r>
-        <w:t xml:space="preserve">Lundqvist, M., Herman, P., and Lansner, A. (2011). Theta and gamma power increases and alpha/beta power decreases with memory load in an attractor network model.</w:t>
+        <w:t xml:space="preserve">Kiesel, A., Steinhauser, M., Wendt, M., Falkenstein, M., Jost, K., Philipp, A. M., et al. (2010). Control and interference in task switching — A review.</w:t>
       </w:r>
       <w:r>
         <w:t xml:space="preserve"> </w:t>
@@ -17016,10 +18452,10 @@
           <w:i/>
           <w:iCs/>
         </w:rPr>
-        <w:t xml:space="preserve">Journal of Cognitive Neuroscience</w:t>
-      </w:r>
-      <w:r>
-        <w:t xml:space="preserve">, 23(10), 3008–3020.</w:t>
+        <w:t xml:space="preserve">Psychological Bulletin</w:t>
+      </w:r>
+      <w:r>
+        <w:t xml:space="preserve">, 136(5), 849–874.</w:t>
       </w:r>
     </w:p>
     <w:p>
@@ -17027,7 +18463,7 @@
         <w:pStyle w:val="BodyText"/>
       </w:pPr>
       <w:r>
-        <w:t xml:space="preserve">Maes, M., Galecki, P., Chang, Y. S., and Berk, M. (2011). A review on the oxidative and nitrosative stress (O&amp;NS) pathways in major depression and their possible contribution to the (neuro)degenerative processes in that illness.</w:t>
+        <w:t xml:space="preserve">Kroenke, K., Spitzer, R. L., and Williams, J. B. W. (2001). The PHQ-9: Validity of a brief depression severity measure.</w:t>
       </w:r>
       <w:r>
         <w:t xml:space="preserve"> </w:t>
@@ -17037,10 +18473,10 @@
           <w:i/>
           <w:iCs/>
         </w:rPr>
-        <w:t xml:space="preserve">Progress in Neuro-Psychopharmacology and Biological Psychiatry</w:t>
-      </w:r>
-      <w:r>
-        <w:t xml:space="preserve">, 35(3), 676–692.</w:t>
+        <w:t xml:space="preserve">Journal of General Internal Medicine</w:t>
+      </w:r>
+      <w:r>
+        <w:t xml:space="preserve">, 16(9), 606–613.</w:t>
       </w:r>
     </w:p>
     <w:p>
@@ -17048,7 +18484,7 @@
         <w:pStyle w:val="BodyText"/>
       </w:pPr>
       <w:r>
-        <w:t xml:space="preserve">McEwen, B. S. (1998). Stress, adaptation, and disease: Allostasis and allostatic load.</w:t>
+        <w:t xml:space="preserve">Lisman, J. E., and Idiart, M. A. P. (1995). Storage of 7 ± 2 short-term memories in oscillatory subcycles.</w:t>
       </w:r>
       <w:r>
         <w:t xml:space="preserve"> </w:t>
@@ -17058,10 +18494,10 @@
           <w:i/>
           <w:iCs/>
         </w:rPr>
-        <w:t xml:space="preserve">Annals of the New York Academy of Sciences</w:t>
-      </w:r>
-      <w:r>
-        <w:t xml:space="preserve">, 840(1), 33–44.</w:t>
+        <w:t xml:space="preserve">Science</w:t>
+      </w:r>
+      <w:r>
+        <w:t xml:space="preserve">, 267(5203), 1512–1515.</w:t>
       </w:r>
     </w:p>
     <w:p>
@@ -17069,7 +18505,7 @@
         <w:pStyle w:val="BodyText"/>
       </w:pPr>
       <w:r>
-        <w:t xml:space="preserve">McEwen, B. S., and Stellar, E. (1993). Stress and the individual: Mechanisms leading to disease.</w:t>
+        <w:t xml:space="preserve">Lundqvist, M., Herman, P., and Lansner, A. (2011). Theta and gamma power increases and alpha/beta power decreases with memory load in an attractor network model.</w:t>
       </w:r>
       <w:r>
         <w:t xml:space="preserve"> </w:t>
@@ -17079,10 +18515,10 @@
           <w:i/>
           <w:iCs/>
         </w:rPr>
-        <w:t xml:space="preserve">Archives of Internal Medicine</w:t>
-      </w:r>
-      <w:r>
-        <w:t xml:space="preserve">, 153(18), 2093–2101.</w:t>
+        <w:t xml:space="preserve">Journal of Cognitive Neuroscience</w:t>
+      </w:r>
+      <w:r>
+        <w:t xml:space="preserve">, 23(10), 3008–3020.</w:t>
       </w:r>
     </w:p>
     <w:p>
@@ -17090,7 +18526,7 @@
         <w:pStyle w:val="BodyText"/>
       </w:pPr>
       <w:r>
-        <w:t xml:space="preserve">Miller, A. H., and Raison, C. L. (2016). The role of inflammation in depression: From evolutionary imperative to modern treatment target.</w:t>
+        <w:t xml:space="preserve">Maes, M., Galecki, P., Chang, Y. S., and Berk, M. (2011). A review on the oxidative and nitrosative stress (O&amp;NS) pathways in major depression and their possible contribution to the (neuro)degenerative processes in that illness.</w:t>
       </w:r>
       <w:r>
         <w:t xml:space="preserve"> </w:t>
@@ -17100,10 +18536,10 @@
           <w:i/>
           <w:iCs/>
         </w:rPr>
-        <w:t xml:space="preserve">Nature Reviews Immunology</w:t>
-      </w:r>
-      <w:r>
-        <w:t xml:space="preserve">, 16(1), 22–34.</w:t>
+        <w:t xml:space="preserve">Progress in Neuro-Psychopharmacology and Biological Psychiatry</w:t>
+      </w:r>
+      <w:r>
+        <w:t xml:space="preserve">, 35(3), 676–692.</w:t>
       </w:r>
     </w:p>
     <w:p>
@@ -17111,7 +18547,7 @@
         <w:pStyle w:val="BodyText"/>
       </w:pPr>
       <w:r>
-        <w:t xml:space="preserve">Miller, E. K., and Cohen, J. D. (2001). An integrative theory of prefrontal cortex function.</w:t>
+        <w:t xml:space="preserve">McEwen, B. S. (1998). Stress, adaptation, and disease: Allostasis and allostatic load.</w:t>
       </w:r>
       <w:r>
         <w:t xml:space="preserve"> </w:t>
@@ -17121,10 +18557,10 @@
           <w:i/>
           <w:iCs/>
         </w:rPr>
-        <w:t xml:space="preserve">Annual Review of Neuroscience</w:t>
-      </w:r>
-      <w:r>
-        <w:t xml:space="preserve">, 24(1), 167–202.</w:t>
+        <w:t xml:space="preserve">Annals of the New York Academy of Sciences</w:t>
+      </w:r>
+      <w:r>
+        <w:t xml:space="preserve">, 840(1), 33–44.</w:t>
       </w:r>
     </w:p>
     <w:p>
@@ -17132,19 +18568,7 @@
         <w:pStyle w:val="BodyText"/>
       </w:pPr>
       <w:r>
-        <w:t xml:space="preserve">Miyake, A., Friedman, N. P., Emerson, M. J., Witzki, A. H., Howerter, A., and Wager, T. D. (2000). The unity and diversity of executive functions and their contributions to complex</w:t>
-      </w:r>
-      <w:r>
-        <w:t xml:space="preserve"> </w:t>
-      </w:r>
-      <w:r>
-        <w:t xml:space="preserve">“frontal lobe”</w:t>
-      </w:r>
-      <w:r>
-        <w:t xml:space="preserve"> </w:t>
-      </w:r>
-      <w:r>
-        <w:t xml:space="preserve">tasks: A latent variable analysis.</w:t>
+        <w:t xml:space="preserve">McEwen, B. S., and Stellar, E. (1993). Stress and the individual: Mechanisms leading to disease.</w:t>
       </w:r>
       <w:r>
         <w:t xml:space="preserve"> </w:t>
@@ -17154,10 +18578,10 @@
           <w:i/>
           <w:iCs/>
         </w:rPr>
-        <w:t xml:space="preserve">Cognitive Psychology</w:t>
-      </w:r>
-      <w:r>
-        <w:t xml:space="preserve">, 41(1), 49–100.</w:t>
+        <w:t xml:space="preserve">Archives of Internal Medicine</w:t>
+      </w:r>
+      <w:r>
+        <w:t xml:space="preserve">, 153(18), 2093–2101.</w:t>
       </w:r>
     </w:p>
     <w:p>
@@ -17165,7 +18589,7 @@
         <w:pStyle w:val="BodyText"/>
       </w:pPr>
       <w:r>
-        <w:t xml:space="preserve">Monsell, S. (2003). Task switching.</w:t>
+        <w:t xml:space="preserve">McTeague, L. M., Huemer, J., Carreon, D. M., Jiang, Y., Eickhoff, S. B., and Etkin, A. (2017). Identification of common neural circuit disruptions in cognitive control across psychiatric disorders.</w:t>
       </w:r>
       <w:r>
         <w:t xml:space="preserve"> </w:t>
@@ -17175,10 +18599,10 @@
           <w:i/>
           <w:iCs/>
         </w:rPr>
-        <w:t xml:space="preserve">Trends in Cognitive Sciences</w:t>
-      </w:r>
-      <w:r>
-        <w:t xml:space="preserve">, 7(3), 134–140.</w:t>
+        <w:t xml:space="preserve">American Journal of Psychiatry</w:t>
+      </w:r>
+      <w:r>
+        <w:t xml:space="preserve">, 174(7), 676–685.</w:t>
       </w:r>
     </w:p>
     <w:p>
@@ -17186,7 +18610,7 @@
         <w:pStyle w:val="BodyText"/>
       </w:pPr>
       <w:r>
-        <w:t xml:space="preserve">Nuyts, J. (2001).</w:t>
+        <w:t xml:space="preserve">Miller, A. H., and Raison, C. L. (2016). The role of inflammation in depression: From evolutionary imperative to modern treatment target.</w:t>
       </w:r>
       <w:r>
         <w:t xml:space="preserve"> </w:t>
@@ -17196,10 +18620,10 @@
           <w:i/>
           <w:iCs/>
         </w:rPr>
-        <w:t xml:space="preserve">Epistemic Modality, Language, and Conceptualization: A Cognitive-Pragmatic Perspective</w:t>
-      </w:r>
-      <w:r>
-        <w:t xml:space="preserve">. John Benjamins.</w:t>
+        <w:t xml:space="preserve">Nature Reviews Immunology</w:t>
+      </w:r>
+      <w:r>
+        <w:t xml:space="preserve">, 16(1), 22–34.</w:t>
       </w:r>
     </w:p>
     <w:p>
@@ -17207,7 +18631,7 @@
         <w:pStyle w:val="BodyText"/>
       </w:pPr>
       <w:r>
-        <w:t xml:space="preserve">Palmer, F. R. (2001).</w:t>
+        <w:t xml:space="preserve">Miller, E. K., and Cohen, J. D. (2001). An integrative theory of prefrontal cortex function.</w:t>
       </w:r>
       <w:r>
         <w:t xml:space="preserve"> </w:t>
@@ -17217,13 +18641,10 @@
           <w:i/>
           <w:iCs/>
         </w:rPr>
-        <w:t xml:space="preserve">Mood and Modality</w:t>
-      </w:r>
-      <w:r>
-        <w:t xml:space="preserve"> </w:t>
-      </w:r>
-      <w:r>
-        <w:t xml:space="preserve">(2nd ed.). Cambridge University Press.</w:t>
+        <w:t xml:space="preserve">Annual Review of Neuroscience</w:t>
+      </w:r>
+      <w:r>
+        <w:t xml:space="preserve">, 24(1), 167–202.</w:t>
       </w:r>
     </w:p>
     <w:p>
@@ -17231,7 +18652,19 @@
         <w:pStyle w:val="BodyText"/>
       </w:pPr>
       <w:r>
-        <w:t xml:space="preserve">Papafragou, A. (2000).</w:t>
+        <w:t xml:space="preserve">Miyake, A., Friedman, N. P., Emerson, M. J., Witzki, A. H., Howerter, A., and Wager, T. D. (2000). The unity and diversity of executive functions and their contributions to complex</w:t>
+      </w:r>
+      <w:r>
+        <w:t xml:space="preserve"> </w:t>
+      </w:r>
+      <w:r>
+        <w:t xml:space="preserve">“frontal lobe”</w:t>
+      </w:r>
+      <w:r>
+        <w:t xml:space="preserve"> </w:t>
+      </w:r>
+      <w:r>
+        <w:t xml:space="preserve">tasks: A latent variable analysis.</w:t>
       </w:r>
       <w:r>
         <w:t xml:space="preserve"> </w:t>
@@ -17241,10 +18674,10 @@
           <w:i/>
           <w:iCs/>
         </w:rPr>
-        <w:t xml:space="preserve">Modality: Issues in the Semantics-Pragmatics Interface</w:t>
-      </w:r>
-      <w:r>
-        <w:t xml:space="preserve">. Elsevier.</w:t>
+        <w:t xml:space="preserve">Cognitive Psychology</w:t>
+      </w:r>
+      <w:r>
+        <w:t xml:space="preserve">, 41(1), 49–100.</w:t>
       </w:r>
     </w:p>
     <w:p>
@@ -17252,7 +18685,7 @@
         <w:pStyle w:val="BodyText"/>
       </w:pPr>
       <w:r>
-        <w:t xml:space="preserve">Rude, S., Gortner, E.-M., and Pennebaker, J. (2004). Language use of depressed and depression-vulnerable college students.</w:t>
+        <w:t xml:space="preserve">Monsell, S. (2003). Task switching.</w:t>
       </w:r>
       <w:r>
         <w:t xml:space="preserve"> </w:t>
@@ -17262,10 +18695,10 @@
           <w:i/>
           <w:iCs/>
         </w:rPr>
-        <w:t xml:space="preserve">Cognition and Emotion</w:t>
-      </w:r>
-      <w:r>
-        <w:t xml:space="preserve">, 18(8), 1121–1133.</w:t>
+        <w:t xml:space="preserve">Trends in Cognitive Sciences</w:t>
+      </w:r>
+      <w:r>
+        <w:t xml:space="preserve">, 7(3), 134–140.</w:t>
       </w:r>
     </w:p>
     <w:p>
@@ -17273,7 +18706,7 @@
         <w:pStyle w:val="BodyText"/>
       </w:pPr>
       <w:r>
-        <w:t xml:space="preserve">Redgrave, P., Rodriguez, M., Smith, Y., Rodriguez-Oroz, M. C., Lehericy, S., Bergman, H., et al. (2010). Goal-directed and habitual control in the basal ganglia: Implications for Parkinson’s disease.</w:t>
+        <w:t xml:space="preserve">Nuyts, J. (2001).</w:t>
       </w:r>
       <w:r>
         <w:t xml:space="preserve"> </w:t>
@@ -17283,10 +18716,10 @@
           <w:i/>
           <w:iCs/>
         </w:rPr>
-        <w:t xml:space="preserve">Nature Reviews Neuroscience</w:t>
-      </w:r>
-      <w:r>
-        <w:t xml:space="preserve">, 11(11), 760–772.</w:t>
+        <w:t xml:space="preserve">Epistemic Modality, Language, and Conceptualization: A Cognitive-Pragmatic Perspective</w:t>
+      </w:r>
+      <w:r>
+        <w:t xml:space="preserve">. John Benjamins.</w:t>
       </w:r>
     </w:p>
     <w:p>
@@ -17294,7 +18727,7 @@
         <w:pStyle w:val="BodyText"/>
       </w:pPr>
       <w:r>
-        <w:t xml:space="preserve">Shenhav, A., Botvinick, M. M., and Cohen, J. D. (2013). The expected value of control: An integrative theory of anterior cingulate cortex function.</w:t>
+        <w:t xml:space="preserve">Palmer, F. R. (2001).</w:t>
       </w:r>
       <w:r>
         <w:t xml:space="preserve"> </w:t>
@@ -17304,10 +18737,13 @@
           <w:i/>
           <w:iCs/>
         </w:rPr>
-        <w:t xml:space="preserve">Neuron</w:t>
-      </w:r>
-      <w:r>
-        <w:t xml:space="preserve">, 79(2), 217–240.</w:t>
+        <w:t xml:space="preserve">Mood and Modality</w:t>
+      </w:r>
+      <w:r>
+        <w:t xml:space="preserve"> </w:t>
+      </w:r>
+      <w:r>
+        <w:t xml:space="preserve">(2nd ed.). Cambridge University Press.</w:t>
       </w:r>
     </w:p>
     <w:p>
@@ -17315,7 +18751,7 @@
         <w:pStyle w:val="BodyText"/>
       </w:pPr>
       <w:r>
-        <w:t xml:space="preserve">Shenhav, A., Musslick, S., Lieder, F., Kool, W., Griffiths, T. L., Cohen, J. D., and Botvinick, M. M. (2017). Toward a rational and mechanistic account of mental effort.</w:t>
+        <w:t xml:space="preserve">Papafragou, A. (2000).</w:t>
       </w:r>
       <w:r>
         <w:t xml:space="preserve"> </w:t>
@@ -17325,10 +18761,10 @@
           <w:i/>
           <w:iCs/>
         </w:rPr>
-        <w:t xml:space="preserve">Annual Review of Neuroscience</w:t>
-      </w:r>
-      <w:r>
-        <w:t xml:space="preserve">, 40, 99–124.</w:t>
+        <w:t xml:space="preserve">Modality: Issues in the Semantics-Pragmatics Interface</w:t>
+      </w:r>
+      <w:r>
+        <w:t xml:space="preserve">. Elsevier.</w:t>
       </w:r>
     </w:p>
     <w:p>
@@ -17336,7 +18772,7 @@
         <w:pStyle w:val="BodyText"/>
       </w:pPr>
       <w:r>
-        <w:t xml:space="preserve">Spitzer, R. L., Kroenke, K., Williams, J. B. W., and Loewe, B. (2006). A brief measure for assessing generalized anxiety disorder: The GAD-7.</w:t>
+        <w:t xml:space="preserve">Rude, S., Gortner, E.-M., and Pennebaker, J. (2004). Language use of depressed and depression-vulnerable college students.</w:t>
       </w:r>
       <w:r>
         <w:t xml:space="preserve"> </w:t>
@@ -17346,10 +18782,10 @@
           <w:i/>
           <w:iCs/>
         </w:rPr>
-        <w:t xml:space="preserve">Archives of Internal Medicine</w:t>
-      </w:r>
-      <w:r>
-        <w:t xml:space="preserve">, 166(10), 1092–1097.</w:t>
+        <w:t xml:space="preserve">Cognition and Emotion</w:t>
+      </w:r>
+      <w:r>
+        <w:t xml:space="preserve">, 18(8), 1121–1133.</w:t>
       </w:r>
     </w:p>
     <w:p>
@@ -17357,7 +18793,7 @@
         <w:pStyle w:val="BodyText"/>
       </w:pPr>
       <w:r>
-        <w:t xml:space="preserve">Stroop, J. R. (1935). Studies of interference in serial verbal reactions.</w:t>
+        <w:t xml:space="preserve">Redgrave, P., Rodriguez, M., Smith, Y., Rodriguez-Oroz, M. C., Lehericy, S., Bergman, H., et al. (2010). Goal-directed and habitual control in the basal ganglia: Implications for Parkinson’s disease.</w:t>
       </w:r>
       <w:r>
         <w:t xml:space="preserve"> </w:t>
@@ -17367,10 +18803,10 @@
           <w:i/>
           <w:iCs/>
         </w:rPr>
-        <w:t xml:space="preserve">Journal of Experimental Psychology</w:t>
-      </w:r>
-      <w:r>
-        <w:t xml:space="preserve">, 18(6), 643–662.</w:t>
+        <w:t xml:space="preserve">Nature Reviews Neuroscience</w:t>
+      </w:r>
+      <w:r>
+        <w:t xml:space="preserve">, 11(11), 760–772.</w:t>
       </w:r>
     </w:p>
     <w:p>
@@ -17378,7 +18814,7 @@
         <w:pStyle w:val="BodyText"/>
       </w:pPr>
       <w:r>
-        <w:t xml:space="preserve">Stuss, D. T., and Alexander, M. P. (2007). Is there a dysexecutive syndrome?</w:t>
+        <w:t xml:space="preserve">Shenhav, A., Botvinick, M. M., and Cohen, J. D. (2013). The expected value of control: An integrative theory of anterior cingulate cortex function.</w:t>
       </w:r>
       <w:r>
         <w:t xml:space="preserve"> </w:t>
@@ -17388,10 +18824,10 @@
           <w:i/>
           <w:iCs/>
         </w:rPr>
-        <w:t xml:space="preserve">Philosophical Transactions of the Royal Society B</w:t>
-      </w:r>
-      <w:r>
-        <w:t xml:space="preserve">, 362(1481), 901–915.</w:t>
+        <w:t xml:space="preserve">Neuron</w:t>
+      </w:r>
+      <w:r>
+        <w:t xml:space="preserve">, 79(2), 217–240.</w:t>
       </w:r>
     </w:p>
     <w:p>
@@ -17399,7 +18835,7 @@
         <w:pStyle w:val="BodyText"/>
       </w:pPr>
       <w:r>
-        <w:t xml:space="preserve">Sweller, J. (1988). Cognitive load during problem solving: Effects on learning.</w:t>
+        <w:t xml:space="preserve">Shenhav, A., Musslick, S., Lieder, F., Kool, W., Griffiths, T. L., Cohen, J. D., and Botvinick, M. M. (2017). Toward a rational and mechanistic account of mental effort.</w:t>
       </w:r>
       <w:r>
         <w:t xml:space="preserve"> </w:t>
@@ -17409,10 +18845,10 @@
           <w:i/>
           <w:iCs/>
         </w:rPr>
-        <w:t xml:space="preserve">Cognitive Science</w:t>
-      </w:r>
-      <w:r>
-        <w:t xml:space="preserve">, 12(2), 257–285.</w:t>
+        <w:t xml:space="preserve">Annual Review of Neuroscience</w:t>
+      </w:r>
+      <w:r>
+        <w:t xml:space="preserve">, 40, 99–124.</w:t>
       </w:r>
     </w:p>
     <w:p>
@@ -17420,7 +18856,7 @@
         <w:pStyle w:val="BodyText"/>
       </w:pPr>
       <w:r>
-        <w:t xml:space="preserve">Sweller, J., van Merriënboer, J. J. G., and Paas, F. (2019). Cognitive architecture and instructional design: 20 years later.</w:t>
+        <w:t xml:space="preserve">Snyder, H. R., Miyake, A., and Hankin, B. L. (2015). Advancing understanding of executive function impairments and psychopathology: Bridging the gap between clinical and cognitive approaches.</w:t>
       </w:r>
       <w:r>
         <w:t xml:space="preserve"> </w:t>
@@ -17430,10 +18866,10 @@
           <w:i/>
           <w:iCs/>
         </w:rPr>
-        <w:t xml:space="preserve">Educational Psychology Review</w:t>
-      </w:r>
-      <w:r>
-        <w:t xml:space="preserve">, 31(2), 261–292.</w:t>
+        <w:t xml:space="preserve">Frontiers in Psychology</w:t>
+      </w:r>
+      <w:r>
+        <w:t xml:space="preserve">, 6, 328.</w:t>
       </w:r>
     </w:p>
     <w:p>
@@ -17441,7 +18877,7 @@
         <w:pStyle w:val="BodyText"/>
       </w:pPr>
       <w:r>
-        <w:t xml:space="preserve">Thayer, J. F., and Lane, R. D. (2009). Claude Bernard and the heart–brain connection: Further elaboration of a model of neurovisceral integration.</w:t>
+        <w:t xml:space="preserve">Spitzer, R. L., Kroenke, K., Williams, J. B. W., and Loewe, B. (2006). A brief measure for assessing generalized anxiety disorder: The GAD-7.</w:t>
       </w:r>
       <w:r>
         <w:t xml:space="preserve"> </w:t>
@@ -17451,10 +18887,10 @@
           <w:i/>
           <w:iCs/>
         </w:rPr>
-        <w:t xml:space="preserve">Neuroscience &amp; Biobehavioral Reviews</w:t>
-      </w:r>
-      <w:r>
-        <w:t xml:space="preserve">, 33(2), 81–88.</w:t>
+        <w:t xml:space="preserve">Archives of Internal Medicine</w:t>
+      </w:r>
+      <w:r>
+        <w:t xml:space="preserve">, 166(10), 1092–1097.</w:t>
       </w:r>
     </w:p>
     <w:p>
@@ -17462,7 +18898,7 @@
         <w:pStyle w:val="BodyText"/>
       </w:pPr>
       <w:r>
-        <w:t xml:space="preserve">Tononi, G., Boly, M., Massimini, M., and Koch, C. (2016). Integrated information theory: An updated account.</w:t>
+        <w:t xml:space="preserve">Stroop, J. R. (1935). Studies of interference in serial verbal reactions.</w:t>
       </w:r>
       <w:r>
         <w:t xml:space="preserve"> </w:t>
@@ -17472,10 +18908,10 @@
           <w:i/>
           <w:iCs/>
         </w:rPr>
-        <w:t xml:space="preserve">Archives Italiennes de Biologie</w:t>
-      </w:r>
-      <w:r>
-        <w:t xml:space="preserve">, 154(2-3), 56–67.</w:t>
+        <w:t xml:space="preserve">Journal of Experimental Psychology</w:t>
+      </w:r>
+      <w:r>
+        <w:t xml:space="preserve">, 18(6), 643–662.</w:t>
       </w:r>
     </w:p>
     <w:p>
@@ -17483,7 +18919,7 @@
         <w:pStyle w:val="BodyText"/>
       </w:pPr>
       <w:r>
-        <w:t xml:space="preserve">Tort, A. B. L., Komorowski, R., Eichenbaum, H., and Kopell, N. (2010). Measuring phase-amplitude coupling between neuronal oscillations of different frequencies.</w:t>
+        <w:t xml:space="preserve">Stuss, D. T., and Alexander, M. P. (2007). Is there a dysexecutive syndrome?</w:t>
       </w:r>
       <w:r>
         <w:t xml:space="preserve"> </w:t>
@@ -17493,10 +18929,10 @@
           <w:i/>
           <w:iCs/>
         </w:rPr>
-        <w:t xml:space="preserve">Journal of Neurophysiology</w:t>
-      </w:r>
-      <w:r>
-        <w:t xml:space="preserve">, 104(2), 1195–1210.</w:t>
+        <w:t xml:space="preserve">Philosophical Transactions of the Royal Society B</w:t>
+      </w:r>
+      <w:r>
+        <w:t xml:space="preserve">, 362(1481), 901–915.</w:t>
       </w:r>
     </w:p>
     <w:p>
@@ -17504,7 +18940,7 @@
         <w:pStyle w:val="BodyText"/>
       </w:pPr>
       <w:r>
-        <w:t xml:space="preserve">Vadillo, M. A., Gold, N., and Osman, M. (2016). The bitter truth about sugar and willpower: The limited evidential value of the glucose model of ego depletion.</w:t>
+        <w:t xml:space="preserve">Sweller, J. (1988). Cognitive load during problem solving: Effects on learning.</w:t>
       </w:r>
       <w:r>
         <w:t xml:space="preserve"> </w:t>
@@ -17514,10 +18950,10 @@
           <w:i/>
           <w:iCs/>
         </w:rPr>
-        <w:t xml:space="preserve">Psychological Science</w:t>
-      </w:r>
-      <w:r>
-        <w:t xml:space="preserve">, 27(9), 1207–1214.</w:t>
+        <w:t xml:space="preserve">Cognitive Science</w:t>
+      </w:r>
+      <w:r>
+        <w:t xml:space="preserve">, 12(2), 257–285.</w:t>
       </w:r>
     </w:p>
     <w:p>
@@ -17525,7 +18961,7 @@
         <w:pStyle w:val="BodyText"/>
       </w:pPr>
       <w:r>
-        <w:t xml:space="preserve">van der Auwera, J., and Plungian, V. A. (1998). Modality’s semantic map.</w:t>
+        <w:t xml:space="preserve">Sweller, J., van Merriënboer, J. J. G., and Paas, F. (2019). Cognitive architecture and instructional design: 20 years later.</w:t>
       </w:r>
       <w:r>
         <w:t xml:space="preserve"> </w:t>
@@ -17535,10 +18971,10 @@
           <w:i/>
           <w:iCs/>
         </w:rPr>
-        <w:t xml:space="preserve">Linguistic Typology</w:t>
-      </w:r>
-      <w:r>
-        <w:t xml:space="preserve">, 2(1), 79–124.</w:t>
+        <w:t xml:space="preserve">Educational Psychology Review</w:t>
+      </w:r>
+      <w:r>
+        <w:t xml:space="preserve">, 31(2), 261–292.</w:t>
       </w:r>
     </w:p>
     <w:p>
@@ -17546,7 +18982,7 @@
         <w:pStyle w:val="BodyText"/>
       </w:pPr>
       <w:r>
-        <w:t xml:space="preserve">Westbrook, A., and Braver, T. S. (2015). Cognitive effort: A neuroeconomic approach.</w:t>
+        <w:t xml:space="preserve">Thayer, J. F., and Lane, R. D. (2009). Claude Bernard and the heart–brain connection: Further elaboration of a model of neurovisceral integration.</w:t>
       </w:r>
       <w:r>
         <w:t xml:space="preserve"> </w:t>
@@ -17556,10 +18992,136 @@
           <w:i/>
           <w:iCs/>
         </w:rPr>
+        <w:t xml:space="preserve">Neuroscience &amp; Biobehavioral Reviews</w:t>
+      </w:r>
+      <w:r>
+        <w:t xml:space="preserve">, 33(2), 81–88.</w:t>
+      </w:r>
+    </w:p>
+    <w:p>
+      <w:pPr>
+        <w:pStyle w:val="BodyText"/>
+      </w:pPr>
+      <w:r>
+        <w:t xml:space="preserve">Tononi, G., Boly, M., Massimini, M., and Koch, C. (2016). Integrated information theory: An updated account.</w:t>
+      </w:r>
+      <w:r>
+        <w:t xml:space="preserve"> </w:t>
+      </w:r>
+      <w:r>
+        <w:rPr>
+          <w:i/>
+          <w:iCs/>
+        </w:rPr>
+        <w:t xml:space="preserve">Archives Italiennes de Biologie</w:t>
+      </w:r>
+      <w:r>
+        <w:t xml:space="preserve">, 154(2-3), 56–67.</w:t>
+      </w:r>
+    </w:p>
+    <w:p>
+      <w:pPr>
+        <w:pStyle w:val="BodyText"/>
+      </w:pPr>
+      <w:r>
+        <w:t xml:space="preserve">Tort, A. B. L., Komorowski, R., Eichenbaum, H., and Kopell, N. (2010). Measuring phase-amplitude coupling between neuronal oscillations of different frequencies.</w:t>
+      </w:r>
+      <w:r>
+        <w:t xml:space="preserve"> </w:t>
+      </w:r>
+      <w:r>
+        <w:rPr>
+          <w:i/>
+          <w:iCs/>
+        </w:rPr>
+        <w:t xml:space="preserve">Journal of Neurophysiology</w:t>
+      </w:r>
+      <w:r>
+        <w:t xml:space="preserve">, 104(2), 1195–1210.</w:t>
+      </w:r>
+    </w:p>
+    <w:p>
+      <w:pPr>
+        <w:pStyle w:val="BodyText"/>
+      </w:pPr>
+      <w:r>
+        <w:t xml:space="preserve">Vadillo, M. A., Gold, N., and Osman, M. (2016). The bitter truth about sugar and willpower: The limited evidential value of the glucose model of ego depletion.</w:t>
+      </w:r>
+      <w:r>
+        <w:t xml:space="preserve"> </w:t>
+      </w:r>
+      <w:r>
+        <w:rPr>
+          <w:i/>
+          <w:iCs/>
+        </w:rPr>
+        <w:t xml:space="preserve">Psychological Science</w:t>
+      </w:r>
+      <w:r>
+        <w:t xml:space="preserve">, 27(9), 1207–1214.</w:t>
+      </w:r>
+    </w:p>
+    <w:p>
+      <w:pPr>
+        <w:pStyle w:val="BodyText"/>
+      </w:pPr>
+      <w:r>
+        <w:t xml:space="preserve">van der Auwera, J., and Plungian, V. A. (1998). Modality’s semantic map.</w:t>
+      </w:r>
+      <w:r>
+        <w:t xml:space="preserve"> </w:t>
+      </w:r>
+      <w:r>
+        <w:rPr>
+          <w:i/>
+          <w:iCs/>
+        </w:rPr>
+        <w:t xml:space="preserve">Linguistic Typology</w:t>
+      </w:r>
+      <w:r>
+        <w:t xml:space="preserve">, 2(1), 79–124.</w:t>
+      </w:r>
+    </w:p>
+    <w:p>
+      <w:pPr>
+        <w:pStyle w:val="BodyText"/>
+      </w:pPr>
+      <w:r>
+        <w:t xml:space="preserve">Westbrook, A., and Braver, T. S. (2015). Cognitive effort: A neuroeconomic approach.</w:t>
+      </w:r>
+      <w:r>
+        <w:t xml:space="preserve"> </w:t>
+      </w:r>
+      <w:r>
+        <w:rPr>
+          <w:i/>
+          <w:iCs/>
+        </w:rPr>
         <w:t xml:space="preserve">Cognitive, Affective, &amp; Behavioral Neuroscience</w:t>
       </w:r>
       <w:r>
         <w:t xml:space="preserve">, 15(2), 395–415.</w:t>
+      </w:r>
+    </w:p>
+    <w:p>
+      <w:pPr>
+        <w:pStyle w:val="BodyText"/>
+      </w:pPr>
+      <w:r>
+        <w:t xml:space="preserve">Wieber, F., Thürmer, J. L., and Gollwitzer, P. M. (2015). Promoting the translation of intentions into action by implementation intentions: Behavioral effects and physiological correlates.</w:t>
+      </w:r>
+      <w:r>
+        <w:t xml:space="preserve"> </w:t>
+      </w:r>
+      <w:r>
+        <w:rPr>
+          <w:i/>
+          <w:iCs/>
+        </w:rPr>
+        <w:t xml:space="preserve">Frontiers in Human Neuroscience</w:t>
+      </w:r>
+      <w:r>
+        <w:t xml:space="preserve">, 9, 395.</w:t>
       </w:r>
     </w:p>
     <w:p>
@@ -19996,7 +21558,7 @@
               <w:t xml:space="preserve"> </w:t>
             </w:r>
             <w:r>
-              <w:t xml:space="preserve">+ incremental validity</w:t>
+              <w:t xml:space="preserve">(primary) + incremental validity (secondary)</w:t>
             </w:r>
           </w:p>
         </w:tc>
@@ -20007,7 +21569,7 @@
               <w:pStyle w:val="Compact"/>
             </w:pPr>
             <w:r>
-              <w:t xml:space="preserve">No context effect and no meaningful incremental variance over symptom/affect controls</w:t>
+              <w:t xml:space="preserve">Either test fails → downgrade to exploratory; both fail (no context effect and no meaningful incremental variance over symptom/affect controls) → remove from core</w:t>
             </w:r>
           </w:p>
         </w:tc>
@@ -21569,7 +23131,7 @@
               <w:pStyle w:val="Compact"/>
             </w:pPr>
             <w:r>
-              <w:t xml:space="preserve">H72 context contrast + incremental validity over PHQ-9/GAD-7/affect controls</w:t>
+              <w:t xml:space="preserve">H72 context contrast (primary) + incremental validity over PHQ-9/GAD-7/affect controls (secondary)</w:t>
             </w:r>
           </w:p>
         </w:tc>
@@ -21580,7 +23142,7 @@
               <w:pStyle w:val="Compact"/>
             </w:pPr>
             <w:r>
-              <w:t xml:space="preserve">If no context effect and no meaningful incremental variance, remove linguistic probe from core model</w:t>
+              <w:t xml:space="preserve">If either fails, downgrade to exploratory; if both fail, remove linguistic probe from core model</w:t>
             </w:r>
           </w:p>
         </w:tc>

--- a/papers/ontological_friction/paper_ontological_friction_frontiers_submission.docx
+++ b/papers/ontological_friction/paper_ontological_friction_frontiers_submission.docx
@@ -1,8 +1,8 @@
 
 <file path=word/document.xml><?xml version="1.0" encoding="utf-8"?>
-<w:document xmlns:ns1="urn:schemas-microsoft-com:vml" xmlns:ns2="urn:schemas-microsoft-com:office:office" xmlns:ns3="http://schemas.openxmlformats.org/officeDocument/2006/math" xmlns:r="http://schemas.openxmlformats.org/officeDocument/2006/relationships" xmlns:w="http://schemas.openxmlformats.org/wordprocessingml/2006/main">
+<w:document xmlns:ns1="urn:schemas-microsoft-com:vml" xmlns:ns2="urn:schemas-microsoft-com:office:office" xmlns:ns3="http://schemas.openxmlformats.org/officeDocument/2006/math" xmlns:ns4="http://schemas.openxmlformats.org/drawingml/2006/wordprocessingDrawing" xmlns:ns5="http://schemas.openxmlformats.org/drawingml/2006/main" xmlns:ns6="http://schemas.openxmlformats.org/drawingml/2006/picture" xmlns:r="http://schemas.openxmlformats.org/officeDocument/2006/relationships" xmlns:w="http://schemas.openxmlformats.org/wordprocessingml/2006/main">
   <w:body>
-    <w:bookmarkStart w:id="61" w:name="X17ac48278c299894c19d5e5ce607d2013ab145f"/>
+    <w:bookmarkStart w:id="77" w:name="X17ac48278c299894c19d5e5ce607d2013ab145f"/>
     <w:p>
       <w:pPr>
         <w:pStyle w:val="Heading1"/>
@@ -23205,8 +23205,475 @@
         </w:tc>
       </w:tr>
     </w:tbl>
+    <w:p>
+      <w:r>
+        <w:pict>
+          <ns1:rect style="width:0;height:1.5pt" ns2:hralign="center" ns2:hrstd="t" ns2:hr="t"/>
+        </w:pict>
+      </w:r>
+    </w:p>
     <w:bookmarkEnd w:id="60"/>
-    <w:bookmarkEnd w:id="61"/>
+    <w:bookmarkStart w:id="76" w:name="figures"/>
+    <w:p>
+      <w:pPr>
+        <w:pStyle w:val="Heading2"/>
+      </w:pPr>
+      <w:r>
+        <w:t xml:space="preserve">Figures</w:t>
+      </w:r>
+    </w:p>
+    <w:p>
+      <w:pPr>
+        <w:pStyle w:val="FirstParagraph"/>
+      </w:pPr>
+      <w:r>
+        <w:rPr>
+          <w:i/>
+          <w:iCs/>
+        </w:rPr>
+        <w:t xml:space="preserve">Figures are embedded here for review and are also provided as separate high-resolution files (Figure1–Figure5).</w:t>
+      </w:r>
+    </w:p>
+    <w:p>
+      <w:pPr>
+        <w:pStyle w:val="BodyText"/>
+      </w:pPr>
+      <w:r>
+        <w:rPr>
+          <w:b/>
+          <w:bCs/>
+        </w:rPr>
+        <w:t xml:space="preserve">Figure 1.</w:t>
+      </w:r>
+      <w:r>
+        <w:t xml:space="preserve"> </w:t>
+      </w:r>
+      <w:r>
+        <w:rPr>
+          <w:i/>
+          <w:iCs/>
+        </w:rPr>
+        <w:t xml:space="preserve">Hierarchical control architecture and selection power budget.</w:t>
+      </w:r>
+    </w:p>
+    <w:p>
+      <w:pPr>
+        <w:pStyle w:val="BodyText"/>
+      </w:pPr>
+      <w:r>
+        <w:drawing>
+          <ns4:inline>
+            <ns4:extent cx="5943600" cy="6704339"/>
+            <ns4:effectExtent b="0" l="0" r="0" t="0"/>
+            <ns4:docPr descr="" title="" id="62" name="Picture"/>
+            <ns5:graphic>
+              <ns5:graphicData uri="http://schemas.openxmlformats.org/drawingml/2006/picture">
+                <ns6:pic>
+                  <ns6:nvPicPr>
+                    <ns6:cNvPr descr="figures/fig1_control_architecture.png" id="63" name="Picture"/>
+                    <ns6:cNvPicPr>
+                      <ns5:picLocks noChangeArrowheads="1" noChangeAspect="1"/>
+                    </ns6:cNvPicPr>
+                  </ns6:nvPicPr>
+                  <ns6:blipFill>
+                    <ns5:blip r:embed="rId61"/>
+                    <ns5:stretch>
+                      <ns5:fillRect/>
+                    </ns5:stretch>
+                  </ns6:blipFill>
+                  <ns6:spPr bwMode="auto">
+                    <ns5:xfrm>
+                      <ns5:off x="0" y="0"/>
+                      <ns5:ext cx="5943600" cy="6704339"/>
+                    </ns5:xfrm>
+                    <ns5:prstGeom prst="rect">
+                      <ns5:avLst/>
+                    </ns5:prstGeom>
+                    <ns5:noFill/>
+                    <ns5:ln w="9525">
+                      <ns5:noFill/>
+                      <ns5:headEnd/>
+                      <ns5:tailEnd/>
+                    </ns5:ln>
+                  </ns6:spPr>
+                </ns6:pic>
+              </ns5:graphicData>
+            </ns5:graphic>
+          </ns4:inline>
+        </w:drawing>
+      </w:r>
+    </w:p>
+    <w:p>
+      <w:pPr>
+        <w:pStyle w:val="BodyText"/>
+      </w:pPr>
+      <w:r>
+        <w:rPr>
+          <w:b/>
+          <w:bCs/>
+        </w:rPr>
+        <w:t xml:space="preserve">Figure 2.</w:t>
+      </w:r>
+      <w:r>
+        <w:t xml:space="preserve"> </w:t>
+      </w:r>
+      <w:r>
+        <w:rPr>
+          <w:i/>
+          <w:iCs/>
+        </w:rPr>
+        <w:t xml:space="preserve">Cross-modal operationalization map for executive friction (</w:t>
+      </w:r>
+      <ns3:oMath>
+        <ns3:sSub>
+          <ns3:e>
+            <ns3:r>
+              <ns3:rPr>
+                <ns3:sty ns3:val="p"/>
+              </ns3:rPr>
+              <ns3:t>Ψ</ns3:t>
+            </ns3:r>
+          </ns3:e>
+          <ns3:sub>
+            <ns3:r>
+              <ns3:t>f</ns3:t>
+            </ns3:r>
+          </ns3:sub>
+        </ns3:sSub>
+      </ns3:oMath>
+      <w:r>
+        <w:rPr>
+          <w:i/>
+          <w:iCs/>
+        </w:rPr>
+        <w:t xml:space="preserve">).</w:t>
+      </w:r>
+    </w:p>
+    <w:p>
+      <w:pPr>
+        <w:pStyle w:val="BodyText"/>
+      </w:pPr>
+      <w:r>
+        <w:drawing>
+          <ns4:inline>
+            <ns4:extent cx="5943600" cy="5209513"/>
+            <ns4:effectExtent b="0" l="0" r="0" t="0"/>
+            <ns4:docPr descr="" title="" id="65" name="Picture"/>
+            <ns5:graphic>
+              <ns5:graphicData uri="http://schemas.openxmlformats.org/drawingml/2006/picture">
+                <ns6:pic>
+                  <ns6:nvPicPr>
+                    <ns6:cNvPr descr="figures/fig2_proxy_map.png" id="66" name="Picture"/>
+                    <ns6:cNvPicPr>
+                      <ns5:picLocks noChangeArrowheads="1" noChangeAspect="1"/>
+                    </ns6:cNvPicPr>
+                  </ns6:nvPicPr>
+                  <ns6:blipFill>
+                    <ns5:blip r:embed="rId64"/>
+                    <ns5:stretch>
+                      <ns5:fillRect/>
+                    </ns5:stretch>
+                  </ns6:blipFill>
+                  <ns6:spPr bwMode="auto">
+                    <ns5:xfrm>
+                      <ns5:off x="0" y="0"/>
+                      <ns5:ext cx="5943600" cy="5209513"/>
+                    </ns5:xfrm>
+                    <ns5:prstGeom prst="rect">
+                      <ns5:avLst/>
+                    </ns5:prstGeom>
+                    <ns5:noFill/>
+                    <ns5:ln w="9525">
+                      <ns5:noFill/>
+                      <ns5:headEnd/>
+                      <ns5:tailEnd/>
+                    </ns5:ln>
+                  </ns6:spPr>
+                </ns6:pic>
+              </ns5:graphicData>
+            </ns5:graphic>
+          </ns4:inline>
+        </w:drawing>
+      </w:r>
+    </w:p>
+    <w:p>
+      <w:pPr>
+        <w:pStyle w:val="BodyText"/>
+      </w:pPr>
+      <w:r>
+        <w:rPr>
+          <w:b/>
+          <w:bCs/>
+        </w:rPr>
+        <w:t xml:space="preserve">Figure 3.</w:t>
+      </w:r>
+      <w:r>
+        <w:t xml:space="preserve"> </w:t>
+      </w:r>
+      <w:r>
+        <w:rPr>
+          <w:i/>
+          <w:iCs/>
+        </w:rPr>
+        <w:t xml:space="preserve">ROS–</w:t>
+      </w:r>
+      <ns3:oMath>
+        <ns3:sSub>
+          <ns3:e>
+            <ns3:r>
+              <ns3:rPr>
+                <ns3:sty ns3:val="p"/>
+              </ns3:rPr>
+              <ns3:t>Ψ</ns3:t>
+            </ns3:r>
+          </ns3:e>
+          <ns3:sub>
+            <ns3:r>
+              <ns3:t>f</ns3:t>
+            </ns3:r>
+          </ns3:sub>
+        </ns3:sSub>
+      </ns3:oMath>
+      <w:r>
+        <w:rPr>
+          <w:i/>
+          <w:iCs/>
+        </w:rPr>
+        <w:t xml:space="preserve"> </w:t>
+      </w:r>
+      <w:r>
+        <w:rPr>
+          <w:i/>
+          <w:iCs/>
+        </w:rPr>
+        <w:t xml:space="preserve">coupling mechanism: from executive friction to clinical expression.</w:t>
+      </w:r>
+    </w:p>
+    <w:p>
+      <w:pPr>
+        <w:pStyle w:val="BodyText"/>
+      </w:pPr>
+      <w:r>
+        <w:drawing>
+          <ns4:inline>
+            <ns4:extent cx="5943600" cy="3343700"/>
+            <ns4:effectExtent b="0" l="0" r="0" t="0"/>
+            <ns4:docPr descr="" title="" id="68" name="Picture"/>
+            <ns5:graphic>
+              <ns5:graphicData uri="http://schemas.openxmlformats.org/drawingml/2006/picture">
+                <ns6:pic>
+                  <ns6:nvPicPr>
+                    <ns6:cNvPr descr="figures/fig3_ros_coupling.png" id="69" name="Picture"/>
+                    <ns6:cNvPicPr>
+                      <ns5:picLocks noChangeArrowheads="1" noChangeAspect="1"/>
+                    </ns6:cNvPicPr>
+                  </ns6:nvPicPr>
+                  <ns6:blipFill>
+                    <ns5:blip r:embed="rId67"/>
+                    <ns5:stretch>
+                      <ns5:fillRect/>
+                    </ns5:stretch>
+                  </ns6:blipFill>
+                  <ns6:spPr bwMode="auto">
+                    <ns5:xfrm>
+                      <ns5:off x="0" y="0"/>
+                      <ns5:ext cx="5943600" cy="3343700"/>
+                    </ns5:xfrm>
+                    <ns5:prstGeom prst="rect">
+                      <ns5:avLst/>
+                    </ns5:prstGeom>
+                    <ns5:noFill/>
+                    <ns5:ln w="9525">
+                      <ns5:noFill/>
+                      <ns5:headEnd/>
+                      <ns5:tailEnd/>
+                    </ns5:ln>
+                  </ns6:spPr>
+                </ns6:pic>
+              </ns5:graphicData>
+            </ns5:graphic>
+          </ns4:inline>
+        </w:drawing>
+      </w:r>
+    </w:p>
+    <w:p>
+      <w:pPr>
+        <w:pStyle w:val="BodyText"/>
+      </w:pPr>
+      <w:r>
+        <w:rPr>
+          <w:b/>
+          <w:bCs/>
+        </w:rPr>
+        <w:t xml:space="preserve">Figure 4.</w:t>
+      </w:r>
+      <w:r>
+        <w:t xml:space="preserve"> </w:t>
+      </w:r>
+      <w:r>
+        <w:rPr>
+          <w:i/>
+          <w:iCs/>
+        </w:rPr>
+        <w:t xml:space="preserve">Predicted</w:t>
+      </w:r>
+      <w:r>
+        <w:rPr>
+          <w:i/>
+          <w:iCs/>
+        </w:rPr>
+        <w:t xml:space="preserve"> </w:t>
+      </w:r>
+      <ns3:oMath>
+        <ns3:sSub>
+          <ns3:e>
+            <ns3:r>
+              <ns3:rPr>
+                <ns3:sty ns3:val="p"/>
+              </ns3:rPr>
+              <ns3:t>Ψ</ns3:t>
+            </ns3:r>
+          </ns3:e>
+          <ns3:sub>
+            <ns3:r>
+              <ns3:t>f</ns3:t>
+            </ns3:r>
+          </ns3:sub>
+        </ns3:sSub>
+      </ns3:oMath>
+      <w:r>
+        <w:rPr>
+          <w:i/>
+          <w:iCs/>
+        </w:rPr>
+        <w:t xml:space="preserve"> </w:t>
+      </w:r>
+      <w:r>
+        <w:rPr>
+          <w:i/>
+          <w:iCs/>
+        </w:rPr>
+        <w:t xml:space="preserve">proxy signatures across clinical conditions.</w:t>
+      </w:r>
+    </w:p>
+    <w:p>
+      <w:pPr>
+        <w:pStyle w:val="BodyText"/>
+      </w:pPr>
+      <w:r>
+        <w:drawing>
+          <ns4:inline>
+            <ns4:extent cx="5943600" cy="5344197"/>
+            <ns4:effectExtent b="0" l="0" r="0" t="0"/>
+            <ns4:docPr descr="" title="" id="71" name="Picture"/>
+            <ns5:graphic>
+              <ns5:graphicData uri="http://schemas.openxmlformats.org/drawingml/2006/picture">
+                <ns6:pic>
+                  <ns6:nvPicPr>
+                    <ns6:cNvPr descr="figures/fig4_clinical_radar.png" id="72" name="Picture"/>
+                    <ns6:cNvPicPr>
+                      <ns5:picLocks noChangeArrowheads="1" noChangeAspect="1"/>
+                    </ns6:cNvPicPr>
+                  </ns6:nvPicPr>
+                  <ns6:blipFill>
+                    <ns5:blip r:embed="rId70"/>
+                    <ns5:stretch>
+                      <ns5:fillRect/>
+                    </ns5:stretch>
+                  </ns6:blipFill>
+                  <ns6:spPr bwMode="auto">
+                    <ns5:xfrm>
+                      <ns5:off x="0" y="0"/>
+                      <ns5:ext cx="5943600" cy="5344197"/>
+                    </ns5:xfrm>
+                    <ns5:prstGeom prst="rect">
+                      <ns5:avLst/>
+                    </ns5:prstGeom>
+                    <ns5:noFill/>
+                    <ns5:ln w="9525">
+                      <ns5:noFill/>
+                      <ns5:headEnd/>
+                      <ns5:tailEnd/>
+                    </ns5:ln>
+                  </ns6:spPr>
+                </ns6:pic>
+              </ns5:graphicData>
+            </ns5:graphic>
+          </ns4:inline>
+        </w:drawing>
+      </w:r>
+    </w:p>
+    <w:p>
+      <w:pPr>
+        <w:pStyle w:val="BodyText"/>
+      </w:pPr>
+      <w:r>
+        <w:rPr>
+          <w:b/>
+          <w:bCs/>
+        </w:rPr>
+        <w:t xml:space="preserve">Figure 5.</w:t>
+      </w:r>
+      <w:r>
+        <w:t xml:space="preserve"> </w:t>
+      </w:r>
+      <w:r>
+        <w:rPr>
+          <w:i/>
+          <w:iCs/>
+        </w:rPr>
+        <w:t xml:space="preserve">Core-chain protocol and critical-load prediction.</w:t>
+      </w:r>
+    </w:p>
+    <w:p>
+      <w:pPr>
+        <w:pStyle w:val="BodyText"/>
+      </w:pPr>
+      <w:r>
+        <w:drawing>
+          <ns4:inline>
+            <ns4:extent cx="5943600" cy="6952859"/>
+            <ns4:effectExtent b="0" l="0" r="0" t="0"/>
+            <ns4:docPr descr="" title="" id="74" name="Picture"/>
+            <ns5:graphic>
+              <ns5:graphicData uri="http://schemas.openxmlformats.org/drawingml/2006/picture">
+                <ns6:pic>
+                  <ns6:nvPicPr>
+                    <ns6:cNvPr descr="figures/fig5_protocol.png" id="75" name="Picture"/>
+                    <ns6:cNvPicPr>
+                      <ns5:picLocks noChangeArrowheads="1" noChangeAspect="1"/>
+                    </ns6:cNvPicPr>
+                  </ns6:nvPicPr>
+                  <ns6:blipFill>
+                    <ns5:blip r:embed="rId73"/>
+                    <ns5:stretch>
+                      <ns5:fillRect/>
+                    </ns5:stretch>
+                  </ns6:blipFill>
+                  <ns6:spPr bwMode="auto">
+                    <ns5:xfrm>
+                      <ns5:off x="0" y="0"/>
+                      <ns5:ext cx="5943600" cy="6952859"/>
+                    </ns5:xfrm>
+                    <ns5:prstGeom prst="rect">
+                      <ns5:avLst/>
+                    </ns5:prstGeom>
+                    <ns5:noFill/>
+                    <ns5:ln w="9525">
+                      <ns5:noFill/>
+                      <ns5:headEnd/>
+                      <ns5:tailEnd/>
+                    </ns5:ln>
+                  </ns6:spPr>
+                </ns6:pic>
+              </ns5:graphicData>
+            </ns5:graphic>
+          </ns4:inline>
+        </w:drawing>
+      </w:r>
+    </w:p>
+    <w:bookmarkEnd w:id="76"/>
+    <w:bookmarkEnd w:id="77"/>
     <w:sectPr>
       <w:footerReference w:type="default" r:id="rId999"/>
       <w:lnNumType w:countBy="1" w:start="1" w:restart="newPage" w:distance="360"/>
